--- a/pfSense.docx
+++ b/pfSense.docx
@@ -1,10 +1,2243 @@
 
 <file path=word/document.xml><?xml version="1.0" encoding="utf-8"?>
-<w:document xmlns:wpc="http://schemas.microsoft.com/office/word/2010/wordprocessingCanvas" xmlns:cx="http://schemas.microsoft.com/office/drawing/2014/chartex" xmlns:cx1="http://schemas.microsoft.com/office/drawing/2015/9/8/chartex" xmlns:cx2="http://schemas.microsoft.com/office/drawing/2015/10/21/chartex" xmlns:cx3="http://schemas.microsoft.com/office/drawing/2016/5/9/chartex" xmlns:cx4="http://schemas.microsoft.com/office/drawing/2016/5/10/chartex" xmlns:cx5="http://schemas.microsoft.com/office/drawing/2016/5/11/chartex" xmlns:cx6="http://schemas.microsoft.com/office/drawing/2016/5/12/chartex" xmlns:cx7="http://schemas.microsoft.com/office/drawing/2016/5/13/chartex" xmlns:cx8="http://schemas.microsoft.com/office/drawing/2016/5/14/chartex" xmlns:mc="http://schemas.openxmlformats.org/markup-compatibility/2006" xmlns:aink="http://schemas.microsoft.com/office/drawing/2016/ink" xmlns:am3d="http://schemas.microsoft.com/office/drawing/2017/model3d" xmlns:o="urn:schemas-microsoft-com:office:office" xmlns:oel="http://schemas.microsoft.com/office/2019/extlst" xmlns:r="http://schemas.openxmlformats.org/officeDocument/2006/relationships" xmlns:m="http://schemas.openxmlformats.org/officeDocument/2006/math" xmlns:v="urn:schemas-microsoft-com:vml" xmlns:wp14="http://schemas.microsoft.com/office/word/2010/wordprocessingDrawing" xmlns:wp="http://schemas.openxmlformats.org/drawingml/2006/wordprocessingDrawing" xmlns:w10="urn:schemas-microsoft-com:office:word" xmlns:w="http://schemas.openxmlformats.org/wordprocessingml/2006/main" xmlns:w14="http://schemas.microsoft.com/office/word/2010/wordml" xmlns:w15="http://schemas.microsoft.com/office/word/2012/wordml" xmlns:w16cex="http://schemas.microsoft.com/office/word/2018/wordml/cex" xmlns:w16cid="http://schemas.microsoft.com/office/word/2016/wordml/cid" xmlns:w16="http://schemas.microsoft.com/office/word/2018/wordml" xmlns:w16du="http://schemas.microsoft.com/office/word/2023/wordml/word16du" xmlns:w16sdtdh="http://schemas.microsoft.com/office/word/2020/wordml/sdtdatahash" xmlns:w16sdtfl="http://schemas.microsoft.com/office/word/2024/wordml/sdtformatlock" xmlns:w16se="http://schemas.microsoft.com/office/word/2015/wordml/symex" xmlns:wpg="http://schemas.microsoft.com/office/word/2010/wordprocessingGroup" xmlns:wpi="http://schemas.microsoft.com/office/word/2010/wordprocessingInk" xmlns:wne="http://schemas.microsoft.com/office/word/2006/wordml" xmlns:wps="http://schemas.microsoft.com/office/word/2010/wordprocessingShape" mc:Ignorable="w14 w15 w16se w16cid w16 w16cex w16sdtdh w16sdtfl w16du wp14">
+<w:document xmlns:wpc="http://schemas.microsoft.com/office/word/2010/wordprocessingCanvas" xmlns:cx="http://schemas.microsoft.com/office/drawing/2014/chartex" xmlns:cx1="http://schemas.microsoft.com/office/drawing/2015/9/8/chartex" xmlns:cx2="http://schemas.microsoft.com/office/drawing/2015/10/21/chartex" xmlns:cx3="http://schemas.microsoft.com/office/drawing/2016/5/9/chartex" xmlns:cx4="http://schemas.microsoft.com/office/drawing/2016/5/10/chartex" xmlns:cx5="http://schemas.microsoft.com/office/drawing/2016/5/11/chartex" xmlns:cx6="http://schemas.microsoft.com/office/drawing/2016/5/12/chartex" xmlns:cx7="http://schemas.microsoft.com/office/drawing/2016/5/13/chartex" xmlns:cx8="http://schemas.microsoft.com/office/drawing/2016/5/14/chartex" xmlns:mc="http://schemas.openxmlformats.org/markup-compatibility/2006" xmlns:aink="http://schemas.microsoft.com/office/drawing/2016/ink" xmlns:am3d="http://schemas.microsoft.com/office/drawing/2017/model3d" xmlns:o="urn:schemas-microsoft-com:office:office" xmlns:oel="http://schemas.microsoft.com/office/2019/extlst" xmlns:r="http://schemas.openxmlformats.org/officeDocument/2006/relationships" xmlns:m="http://schemas.openxmlformats.org/officeDocument/2006/math" xmlns:v="urn:schemas-microsoft-com:vml" xmlns:wp14="http://schemas.microsoft.com/office/word/2010/wordprocessingDrawing" xmlns:wp="http://schemas.openxmlformats.org/drawingml/2006/wordprocessingDrawing" xmlns:w10="urn:schemas-microsoft-com:office:word" xmlns:w="http://schemas.openxmlformats.org/wordprocessingml/2006/main" xmlns:w14="http://schemas.microsoft.com/office/word/2010/wordml" xmlns:w15="http://schemas.microsoft.com/office/word/2012/wordml" xmlns:w16cex="http://schemas.microsoft.com/office/word/2018/wordml/cex" xmlns:w16cid="http://schemas.microsoft.com/office/word/2016/wordml/cid" xmlns:w16="http://schemas.microsoft.com/office/word/2018/wordml" xmlns:w16du="http://schemas.microsoft.com/office/word/2023/wordml/word16du" xmlns:w16sdtdh="http://schemas.microsoft.com/office/word/2020/wordml/sdtdatahash" xmlns:w16se="http://schemas.microsoft.com/office/word/2015/wordml/symex" xmlns:wpg="http://schemas.microsoft.com/office/word/2010/wordprocessingGroup" xmlns:wpi="http://schemas.microsoft.com/office/word/2010/wordprocessingInk" xmlns:wne="http://schemas.microsoft.com/office/word/2006/wordml" xmlns:wps="http://schemas.microsoft.com/office/word/2010/wordprocessingShape" mc:Ignorable="w14 w15 w16se w16cid w16 w16cex w16sdtdh w16du wp14">
   <w:body>
     <w:p>
-      <w:r>
-        <w:t>SS</w:t>
+      <w:pPr>
+        <w:jc w:val="center"/>
+        <w:rPr>
+          <w:rFonts w:ascii="Times New Roman" w:hAnsi="Times New Roman" w:cs="Times New Roman"/>
+          <w:b/>
+          <w:bCs/>
+          <w:sz w:val="40"/>
+          <w:szCs w:val="40"/>
+        </w:rPr>
+      </w:pPr>
+      <w:r>
+        <w:rPr>
+          <w:rFonts w:ascii="Times New Roman" w:hAnsi="Times New Roman" w:cs="Times New Roman"/>
+          <w:b/>
+          <w:bCs/>
+          <w:sz w:val="40"/>
+          <w:szCs w:val="40"/>
+        </w:rPr>
+        <w:t xml:space="preserve">CÁC BƯỚC CÀI ĐẶT PFSENSE TRÊN VMWARE VÀ </w:t>
+      </w:r>
+      <w:r>
+        <w:rPr>
+          <w:rFonts w:ascii="Times New Roman" w:hAnsi="Times New Roman" w:cs="Times New Roman"/>
+          <w:b/>
+          <w:bCs/>
+          <w:sz w:val="40"/>
+          <w:szCs w:val="40"/>
+        </w:rPr>
+        <w:t>CẤU HÌNH CƠ BẢN</w:t>
+      </w:r>
+    </w:p>
+    <w:p>
+      <w:pPr>
+        <w:rPr>
+          <w:rFonts w:ascii="Times New Roman" w:hAnsi="Times New Roman" w:cs="Times New Roman"/>
+          <w:b/>
+          <w:bCs/>
+          <w:sz w:val="40"/>
+          <w:szCs w:val="40"/>
+        </w:rPr>
+      </w:pPr>
+    </w:p>
+    <w:p>
+      <w:pPr>
+        <w:rPr>
+          <w:rFonts w:ascii="Times New Roman" w:hAnsi="Times New Roman" w:cs="Times New Roman"/>
+          <w:b/>
+          <w:bCs/>
+          <w:sz w:val="32"/>
+          <w:szCs w:val="32"/>
+        </w:rPr>
+      </w:pPr>
+    </w:p>
+    <w:p>
+      <w:pPr>
+        <w:rPr>
+          <w:rFonts w:ascii="Times New Roman" w:hAnsi="Times New Roman" w:cs="Times New Roman"/>
+          <w:b/>
+          <w:bCs/>
+          <w:color w:val="FF0000"/>
+          <w:sz w:val="32"/>
+          <w:szCs w:val="32"/>
+        </w:rPr>
+      </w:pPr>
+      <w:r>
+        <w:rPr>
+          <w:rFonts w:ascii="Times New Roman" w:hAnsi="Times New Roman" w:cs="Times New Roman"/>
+          <w:b/>
+          <w:bCs/>
+          <w:color w:val="FF0000"/>
+          <w:sz w:val="32"/>
+          <w:szCs w:val="32"/>
+        </w:rPr>
+        <w:t xml:space="preserve">Bước 1: Tải file .iso pfsense tại </w:t>
+      </w:r>
+      <w:hyperlink r:id="rId5" w:history="1">
+        <w:r>
+          <w:rPr>
+            <w:rStyle w:val="Hyperlink"/>
+            <w:rFonts w:ascii="Times New Roman" w:hAnsi="Times New Roman" w:cs="Times New Roman"/>
+            <w:b/>
+            <w:bCs/>
+            <w:color w:val="FF0000"/>
+            <w:sz w:val="32"/>
+            <w:szCs w:val="32"/>
+          </w:rPr>
+          <w:t>đây</w:t>
+        </w:r>
+      </w:hyperlink>
+      <w:r>
+        <w:rPr>
+          <w:rFonts w:ascii="Times New Roman" w:hAnsi="Times New Roman" w:cs="Times New Roman"/>
+          <w:b/>
+          <w:bCs/>
+          <w:color w:val="FF0000"/>
+          <w:sz w:val="32"/>
+          <w:szCs w:val="32"/>
+        </w:rPr>
+        <w:t xml:space="preserve"> </w:t>
+      </w:r>
+    </w:p>
+    <w:p>
+      <w:pPr>
+        <w:rPr>
+          <w:rFonts w:ascii="Times New Roman" w:hAnsi="Times New Roman" w:cs="Times New Roman"/>
+          <w:i/>
+          <w:iCs/>
+          <w:sz w:val="28"/>
+          <w:szCs w:val="28"/>
+          <w:u w:val="single"/>
+        </w:rPr>
+      </w:pPr>
+      <w:r>
+        <w:rPr>
+          <w:rFonts w:ascii="Times New Roman" w:hAnsi="Times New Roman" w:cs="Times New Roman"/>
+          <w:b/>
+          <w:bCs/>
+          <w:sz w:val="28"/>
+          <w:szCs w:val="28"/>
+        </w:rPr>
+        <w:tab/>
+      </w:r>
+      <w:r>
+        <w:rPr>
+          <w:rFonts w:ascii="Times New Roman" w:hAnsi="Times New Roman" w:cs="Times New Roman"/>
+          <w:i/>
+          <w:iCs/>
+          <w:sz w:val="28"/>
+          <w:szCs w:val="28"/>
+          <w:u w:val="single"/>
+        </w:rPr>
+        <w:t>(https://drive.google.com/file/d/19oFuKrFfnd8GGjThGwXNcJD5oJE7VYNr/view?usp=sharing)</w:t>
+      </w:r>
+    </w:p>
+    <w:p>
+      <w:pPr>
+        <w:rPr>
+          <w:rFonts w:ascii="Times New Roman" w:hAnsi="Times New Roman" w:cs="Times New Roman"/>
+          <w:b/>
+          <w:bCs/>
+          <w:color w:val="FF0000"/>
+          <w:sz w:val="32"/>
+          <w:szCs w:val="32"/>
+        </w:rPr>
+      </w:pPr>
+      <w:r>
+        <w:rPr>
+          <w:rFonts w:ascii="Times New Roman" w:hAnsi="Times New Roman" w:cs="Times New Roman"/>
+          <w:b/>
+          <w:bCs/>
+          <w:color w:val="FF0000"/>
+          <w:sz w:val="32"/>
+          <w:szCs w:val="32"/>
+        </w:rPr>
+        <w:t>Bước 2: Tiến hành cài đặt pfsense trên Vmware</w:t>
+      </w:r>
+    </w:p>
+    <w:p>
+      <w:pPr>
+        <w:rPr>
+          <w:rFonts w:ascii="Times New Roman" w:hAnsi="Times New Roman" w:cs="Times New Roman"/>
+          <w:b/>
+          <w:bCs/>
+          <w:sz w:val="28"/>
+          <w:szCs w:val="28"/>
+        </w:rPr>
+      </w:pPr>
+      <w:r>
+        <w:rPr>
+          <w:rFonts w:ascii="Times New Roman" w:hAnsi="Times New Roman" w:cs="Times New Roman"/>
+          <w:b/>
+          <w:bCs/>
+          <w:sz w:val="28"/>
+          <w:szCs w:val="28"/>
+        </w:rPr>
+        <w:tab/>
+        <w:t xml:space="preserve">2.1:Ta tạo 1 máy ảo mới </w:t>
+      </w:r>
+      <w:r>
+        <w:rPr>
+          <w:rFonts w:ascii="Times New Roman" w:hAnsi="Times New Roman" w:cs="Times New Roman"/>
+          <w:b/>
+          <w:bCs/>
+          <w:noProof/>
+          <w:sz w:val="28"/>
+          <w:szCs w:val="28"/>
+        </w:rPr>
+        <w:drawing>
+          <wp:inline distT="0" distB="0" distL="0" distR="0" wp14:anchorId="29F96F53" wp14:editId="0E0C00E5">
+            <wp:extent cx="4130040" cy="2137825"/>
+            <wp:effectExtent l="0" t="0" r="3810" b="0"/>
+            <wp:docPr id="934650554" name="Picture 1" descr="A screenshot of a computer&#10;&#10;Description automatically generated"/>
+            <wp:cNvGraphicFramePr>
+              <a:graphicFrameLocks xmlns:a="http://schemas.openxmlformats.org/drawingml/2006/main" noChangeAspect="1"/>
+            </wp:cNvGraphicFramePr>
+            <a:graphic xmlns:a="http://schemas.openxmlformats.org/drawingml/2006/main">
+              <a:graphicData uri="http://schemas.openxmlformats.org/drawingml/2006/picture">
+                <pic:pic xmlns:pic="http://schemas.openxmlformats.org/drawingml/2006/picture">
+                  <pic:nvPicPr>
+                    <pic:cNvPr id="934650554" name="Picture 1" descr="A screenshot of a computer&#10;&#10;Description automatically generated"/>
+                    <pic:cNvPicPr/>
+                  </pic:nvPicPr>
+                  <pic:blipFill>
+                    <a:blip r:embed="rId6"/>
+                    <a:stretch>
+                      <a:fillRect/>
+                    </a:stretch>
+                  </pic:blipFill>
+                  <pic:spPr>
+                    <a:xfrm>
+                      <a:off x="0" y="0"/>
+                      <a:ext cx="4140347" cy="2143160"/>
+                    </a:xfrm>
+                    <a:prstGeom prst="rect">
+                      <a:avLst/>
+                    </a:prstGeom>
+                  </pic:spPr>
+                </pic:pic>
+              </a:graphicData>
+            </a:graphic>
+          </wp:inline>
+        </w:drawing>
+      </w:r>
+    </w:p>
+    <w:p>
+      <w:pPr>
+        <w:rPr>
+          <w:rFonts w:ascii="Times New Roman" w:hAnsi="Times New Roman" w:cs="Times New Roman"/>
+          <w:b/>
+          <w:bCs/>
+          <w:sz w:val="28"/>
+          <w:szCs w:val="28"/>
+        </w:rPr>
+      </w:pPr>
+      <w:r>
+        <w:rPr>
+          <w:rFonts w:ascii="Times New Roman" w:hAnsi="Times New Roman" w:cs="Times New Roman"/>
+          <w:b/>
+          <w:bCs/>
+          <w:sz w:val="28"/>
+          <w:szCs w:val="28"/>
+        </w:rPr>
+        <w:lastRenderedPageBreak/>
+        <w:tab/>
+        <w:t>2.2:</w:t>
+      </w:r>
+      <w:r>
+        <w:rPr>
+          <w:rFonts w:ascii="Times New Roman" w:hAnsi="Times New Roman" w:cs="Times New Roman"/>
+          <w:b/>
+          <w:bCs/>
+          <w:sz w:val="28"/>
+          <w:szCs w:val="28"/>
+        </w:rPr>
+        <w:t>Để cài đặt dê dàng, ta chọn Typical</w:t>
+      </w:r>
+      <w:r>
+        <w:rPr>
+          <w:rFonts w:ascii="Times New Roman" w:hAnsi="Times New Roman" w:cs="Times New Roman"/>
+          <w:b/>
+          <w:bCs/>
+          <w:noProof/>
+          <w:sz w:val="28"/>
+          <w:szCs w:val="28"/>
+        </w:rPr>
+        <w:drawing>
+          <wp:inline distT="0" distB="0" distL="0" distR="0" wp14:anchorId="045BBC0E" wp14:editId="7BFE54BB">
+            <wp:extent cx="5943600" cy="2996565"/>
+            <wp:effectExtent l="0" t="0" r="0" b="0"/>
+            <wp:docPr id="1904931411" name="Picture 1" descr="A screenshot of a computer&#10;&#10;Description automatically generated"/>
+            <wp:cNvGraphicFramePr>
+              <a:graphicFrameLocks xmlns:a="http://schemas.openxmlformats.org/drawingml/2006/main" noChangeAspect="1"/>
+            </wp:cNvGraphicFramePr>
+            <a:graphic xmlns:a="http://schemas.openxmlformats.org/drawingml/2006/main">
+              <a:graphicData uri="http://schemas.openxmlformats.org/drawingml/2006/picture">
+                <pic:pic xmlns:pic="http://schemas.openxmlformats.org/drawingml/2006/picture">
+                  <pic:nvPicPr>
+                    <pic:cNvPr id="1904931411" name="Picture 1" descr="A screenshot of a computer&#10;&#10;Description automatically generated"/>
+                    <pic:cNvPicPr/>
+                  </pic:nvPicPr>
+                  <pic:blipFill>
+                    <a:blip r:embed="rId7"/>
+                    <a:stretch>
+                      <a:fillRect/>
+                    </a:stretch>
+                  </pic:blipFill>
+                  <pic:spPr>
+                    <a:xfrm>
+                      <a:off x="0" y="0"/>
+                      <a:ext cx="5943600" cy="2996565"/>
+                    </a:xfrm>
+                    <a:prstGeom prst="rect">
+                      <a:avLst/>
+                    </a:prstGeom>
+                  </pic:spPr>
+                </pic:pic>
+              </a:graphicData>
+            </a:graphic>
+          </wp:inline>
+        </w:drawing>
+      </w:r>
+    </w:p>
+    <w:p>
+      <w:pPr>
+        <w:rPr>
+          <w:noProof/>
+        </w:rPr>
+      </w:pPr>
+      <w:r>
+        <w:rPr>
+          <w:rFonts w:ascii="Times New Roman" w:hAnsi="Times New Roman" w:cs="Times New Roman"/>
+          <w:b/>
+          <w:bCs/>
+          <w:sz w:val="28"/>
+          <w:szCs w:val="28"/>
+        </w:rPr>
+        <w:tab/>
+        <w:t>2.3:Chọn đường dẫn chứa file .iso vừa tải về.</w:t>
+      </w:r>
+      <w:r>
+        <w:rPr>
+          <w:noProof/>
+        </w:rPr>
+        <w:t xml:space="preserve"> </w:t>
+      </w:r>
+      <w:r>
+        <w:rPr>
+          <w:rFonts w:ascii="Times New Roman" w:hAnsi="Times New Roman" w:cs="Times New Roman"/>
+          <w:b/>
+          <w:bCs/>
+          <w:noProof/>
+          <w:sz w:val="28"/>
+          <w:szCs w:val="28"/>
+        </w:rPr>
+        <w:drawing>
+          <wp:inline distT="0" distB="0" distL="0" distR="0" wp14:anchorId="5444856A" wp14:editId="4C63518B">
+            <wp:extent cx="5943600" cy="2971800"/>
+            <wp:effectExtent l="0" t="0" r="0" b="0"/>
+            <wp:docPr id="884939241" name="Picture 1" descr="A screenshot of a computer&#10;&#10;Description automatically generated"/>
+            <wp:cNvGraphicFramePr>
+              <a:graphicFrameLocks xmlns:a="http://schemas.openxmlformats.org/drawingml/2006/main" noChangeAspect="1"/>
+            </wp:cNvGraphicFramePr>
+            <a:graphic xmlns:a="http://schemas.openxmlformats.org/drawingml/2006/main">
+              <a:graphicData uri="http://schemas.openxmlformats.org/drawingml/2006/picture">
+                <pic:pic xmlns:pic="http://schemas.openxmlformats.org/drawingml/2006/picture">
+                  <pic:nvPicPr>
+                    <pic:cNvPr id="884939241" name="Picture 1" descr="A screenshot of a computer&#10;&#10;Description automatically generated"/>
+                    <pic:cNvPicPr/>
+                  </pic:nvPicPr>
+                  <pic:blipFill>
+                    <a:blip r:embed="rId8"/>
+                    <a:stretch>
+                      <a:fillRect/>
+                    </a:stretch>
+                  </pic:blipFill>
+                  <pic:spPr>
+                    <a:xfrm>
+                      <a:off x="0" y="0"/>
+                      <a:ext cx="5943600" cy="2971800"/>
+                    </a:xfrm>
+                    <a:prstGeom prst="rect">
+                      <a:avLst/>
+                    </a:prstGeom>
+                  </pic:spPr>
+                </pic:pic>
+              </a:graphicData>
+            </a:graphic>
+          </wp:inline>
+        </w:drawing>
+      </w:r>
+    </w:p>
+    <w:p>
+      <w:pPr>
+        <w:rPr>
+          <w:noProof/>
+        </w:rPr>
+      </w:pPr>
+      <w:r>
+        <w:rPr>
+          <w:noProof/>
+        </w:rPr>
+        <w:lastRenderedPageBreak/>
+        <w:tab/>
+      </w:r>
+      <w:r>
+        <w:rPr>
+          <w:rFonts w:ascii="Times New Roman" w:hAnsi="Times New Roman" w:cs="Times New Roman"/>
+          <w:b/>
+          <w:bCs/>
+          <w:noProof/>
+          <w:sz w:val="28"/>
+          <w:szCs w:val="28"/>
+        </w:rPr>
+        <w:t>2.4</w:t>
+      </w:r>
+      <w:r>
+        <w:rPr>
+          <w:rFonts w:ascii="Times New Roman" w:hAnsi="Times New Roman" w:cs="Times New Roman"/>
+          <w:b/>
+          <w:bCs/>
+          <w:noProof/>
+          <w:sz w:val="28"/>
+          <w:szCs w:val="28"/>
+        </w:rPr>
+        <w:t>: Ấn next cho đến bảng sau, ta chọn Customize:</w:t>
+      </w:r>
+      <w:r>
+        <w:rPr>
+          <w:noProof/>
+        </w:rPr>
+        <w:t xml:space="preserve"> </w:t>
+      </w:r>
+      <w:r>
+        <w:rPr>
+          <w:rFonts w:ascii="Times New Roman" w:hAnsi="Times New Roman" w:cs="Times New Roman"/>
+          <w:b/>
+          <w:bCs/>
+          <w:noProof/>
+          <w:sz w:val="28"/>
+          <w:szCs w:val="28"/>
+        </w:rPr>
+        <w:drawing>
+          <wp:inline distT="0" distB="0" distL="0" distR="0" wp14:anchorId="68E1157B" wp14:editId="512F7C1D">
+            <wp:extent cx="5943600" cy="3089275"/>
+            <wp:effectExtent l="0" t="0" r="0" b="0"/>
+            <wp:docPr id="2052314574" name="Picture 1" descr="A screenshot of a computer&#10;&#10;Description automatically generated"/>
+            <wp:cNvGraphicFramePr>
+              <a:graphicFrameLocks xmlns:a="http://schemas.openxmlformats.org/drawingml/2006/main" noChangeAspect="1"/>
+            </wp:cNvGraphicFramePr>
+            <a:graphic xmlns:a="http://schemas.openxmlformats.org/drawingml/2006/main">
+              <a:graphicData uri="http://schemas.openxmlformats.org/drawingml/2006/picture">
+                <pic:pic xmlns:pic="http://schemas.openxmlformats.org/drawingml/2006/picture">
+                  <pic:nvPicPr>
+                    <pic:cNvPr id="2052314574" name="Picture 1" descr="A screenshot of a computer&#10;&#10;Description automatically generated"/>
+                    <pic:cNvPicPr/>
+                  </pic:nvPicPr>
+                  <pic:blipFill>
+                    <a:blip r:embed="rId9"/>
+                    <a:stretch>
+                      <a:fillRect/>
+                    </a:stretch>
+                  </pic:blipFill>
+                  <pic:spPr>
+                    <a:xfrm>
+                      <a:off x="0" y="0"/>
+                      <a:ext cx="5943600" cy="3089275"/>
+                    </a:xfrm>
+                    <a:prstGeom prst="rect">
+                      <a:avLst/>
+                    </a:prstGeom>
+                  </pic:spPr>
+                </pic:pic>
+              </a:graphicData>
+            </a:graphic>
+          </wp:inline>
+        </w:drawing>
+      </w:r>
+    </w:p>
+    <w:p>
+      <w:pPr>
+        <w:rPr>
+          <w:noProof/>
+        </w:rPr>
+      </w:pPr>
+      <w:r>
+        <w:rPr>
+          <w:noProof/>
+        </w:rPr>
+        <w:tab/>
+      </w:r>
+      <w:r>
+        <w:rPr>
+          <w:rFonts w:ascii="Times New Roman" w:hAnsi="Times New Roman" w:cs="Times New Roman"/>
+          <w:b/>
+          <w:bCs/>
+          <w:noProof/>
+          <w:sz w:val="28"/>
+          <w:szCs w:val="28"/>
+        </w:rPr>
+        <w:t>2.5: Ở phần Netword Adapter, ta chọn cấu hình NAT cho card mạng đầu tiên, sau đó ta tạo thêm 2 card mạng là Vmnet1 và Vmnet 2 ( cả 2 chọn Host-only).</w:t>
+      </w:r>
+      <w:r>
+        <w:rPr>
+          <w:noProof/>
+        </w:rPr>
+        <w:t xml:space="preserve"> </w:t>
+      </w:r>
+    </w:p>
+    <w:p>
+      <w:pPr>
+        <w:rPr>
+          <w:b/>
+          <w:bCs/>
+          <w:noProof/>
+          <w:color w:val="FF0000"/>
+        </w:rPr>
+      </w:pPr>
+    </w:p>
+    <w:p>
+      <w:pPr>
+        <w:rPr>
+          <w:noProof/>
+        </w:rPr>
+      </w:pPr>
+      <w:r>
+        <w:rPr>
+          <w:b/>
+          <w:bCs/>
+          <w:noProof/>
+          <w:color w:val="FF0000"/>
+        </w:rPr>
+        <w:t>**Bổ sung:-Ta có thể chọn 2 card mạng giống nhau</w:t>
+      </w:r>
+      <w:r>
+        <w:rPr>
+          <w:b/>
+          <w:bCs/>
+          <w:noProof/>
+          <w:color w:val="FF0000"/>
+        </w:rPr>
+        <w:t>(chọn Vmnet0-bridged)</w:t>
+      </w:r>
+      <w:r>
+        <w:rPr>
+          <w:b/>
+          <w:bCs/>
+          <w:noProof/>
+          <w:color w:val="FF0000"/>
+        </w:rPr>
+        <w:t xml:space="preserve"> và thêm 1 card chế độ bridged </w:t>
+      </w:r>
+      <w:r>
+        <w:rPr>
+          <w:b/>
+          <w:bCs/>
+          <w:noProof/>
+          <w:color w:val="FF0000"/>
+        </w:rPr>
+        <w:t xml:space="preserve">nữa </w:t>
+      </w:r>
+      <w:r>
+        <w:rPr>
+          <w:b/>
+          <w:bCs/>
+          <w:noProof/>
+          <w:color w:val="FF0000"/>
+        </w:rPr>
+        <w:t>để truy cập pfsense bằng máy chính</w:t>
+      </w:r>
+      <w:r>
+        <w:rPr>
+          <w:noProof/>
+        </w:rPr>
+        <w:drawing>
+          <wp:inline distT="0" distB="0" distL="0" distR="0" wp14:anchorId="3B1AA52F" wp14:editId="6A1E792A">
+            <wp:extent cx="5943600" cy="3125470"/>
+            <wp:effectExtent l="0" t="0" r="0" b="0"/>
+            <wp:docPr id="1874716255" name="Picture 1" descr="A screenshot of a computer&#10;&#10;Description automatically generated"/>
+            <wp:cNvGraphicFramePr>
+              <a:graphicFrameLocks xmlns:a="http://schemas.openxmlformats.org/drawingml/2006/main" noChangeAspect="1"/>
+            </wp:cNvGraphicFramePr>
+            <a:graphic xmlns:a="http://schemas.openxmlformats.org/drawingml/2006/main">
+              <a:graphicData uri="http://schemas.openxmlformats.org/drawingml/2006/picture">
+                <pic:pic xmlns:pic="http://schemas.openxmlformats.org/drawingml/2006/picture">
+                  <pic:nvPicPr>
+                    <pic:cNvPr id="1874716255" name="Picture 1" descr="A screenshot of a computer&#10;&#10;Description automatically generated"/>
+                    <pic:cNvPicPr/>
+                  </pic:nvPicPr>
+                  <pic:blipFill>
+                    <a:blip r:embed="rId10"/>
+                    <a:stretch>
+                      <a:fillRect/>
+                    </a:stretch>
+                  </pic:blipFill>
+                  <pic:spPr>
+                    <a:xfrm>
+                      <a:off x="0" y="0"/>
+                      <a:ext cx="5943600" cy="3125470"/>
+                    </a:xfrm>
+                    <a:prstGeom prst="rect">
+                      <a:avLst/>
+                    </a:prstGeom>
+                  </pic:spPr>
+                </pic:pic>
+              </a:graphicData>
+            </a:graphic>
+          </wp:inline>
+        </w:drawing>
+      </w:r>
+    </w:p>
+    <w:p>
+      <w:pPr>
+        <w:ind w:firstLine="720"/>
+        <w:rPr>
+          <w:rFonts w:ascii="Times New Roman" w:hAnsi="Times New Roman" w:cs="Times New Roman"/>
+          <w:b/>
+          <w:bCs/>
+          <w:noProof/>
+          <w:sz w:val="28"/>
+          <w:szCs w:val="28"/>
+        </w:rPr>
+      </w:pPr>
+      <w:r>
+        <w:rPr>
+          <w:rFonts w:ascii="Times New Roman" w:hAnsi="Times New Roman" w:cs="Times New Roman"/>
+          <w:b/>
+          <w:bCs/>
+          <w:noProof/>
+          <w:sz w:val="28"/>
+          <w:szCs w:val="28"/>
+        </w:rPr>
+        <w:lastRenderedPageBreak/>
+        <w:t>2.6: Nhấn finish và tiếp hành chạy pfsense</w:t>
+      </w:r>
+    </w:p>
+    <w:p>
+      <w:pPr>
+        <w:rPr>
+          <w:rFonts w:ascii="Times New Roman" w:hAnsi="Times New Roman" w:cs="Times New Roman"/>
+          <w:b/>
+          <w:bCs/>
+          <w:noProof/>
+          <w:color w:val="FF0000"/>
+          <w:sz w:val="32"/>
+          <w:szCs w:val="32"/>
+        </w:rPr>
+      </w:pPr>
+      <w:r>
+        <w:rPr>
+          <w:rFonts w:ascii="Times New Roman" w:hAnsi="Times New Roman" w:cs="Times New Roman"/>
+          <w:b/>
+          <w:bCs/>
+          <w:noProof/>
+          <w:color w:val="FF0000"/>
+          <w:sz w:val="32"/>
+          <w:szCs w:val="32"/>
+        </w:rPr>
+        <w:t>Bước 3: Cài đặt 1 số dịch vụ cơ bản cho pfsense</w:t>
+      </w:r>
+    </w:p>
+    <w:p>
+      <w:pPr>
+        <w:rPr>
+          <w:rFonts w:ascii="Times New Roman" w:hAnsi="Times New Roman" w:cs="Times New Roman"/>
+          <w:b/>
+          <w:bCs/>
+          <w:noProof/>
+          <w:sz w:val="28"/>
+          <w:szCs w:val="28"/>
+        </w:rPr>
+      </w:pPr>
+      <w:r>
+        <w:rPr>
+          <w:rFonts w:ascii="Times New Roman" w:hAnsi="Times New Roman" w:cs="Times New Roman"/>
+          <w:b/>
+          <w:bCs/>
+          <w:noProof/>
+          <w:sz w:val="28"/>
+          <w:szCs w:val="28"/>
+        </w:rPr>
+        <w:tab/>
+        <w:t>3.1: Sau khi khởi chạy, pfsense hiện ra bảng như sau, ta nhấp accept</w:t>
+      </w:r>
+    </w:p>
+    <w:p>
+      <w:pPr>
+        <w:rPr>
+          <w:rFonts w:ascii="Times New Roman" w:hAnsi="Times New Roman" w:cs="Times New Roman"/>
+          <w:b/>
+          <w:bCs/>
+          <w:sz w:val="28"/>
+          <w:szCs w:val="28"/>
+        </w:rPr>
+      </w:pPr>
+      <w:r>
+        <w:rPr>
+          <w:rFonts w:ascii="Times New Roman" w:hAnsi="Times New Roman" w:cs="Times New Roman"/>
+          <w:b/>
+          <w:bCs/>
+          <w:noProof/>
+          <w:sz w:val="28"/>
+          <w:szCs w:val="28"/>
+        </w:rPr>
+        <w:drawing>
+          <wp:inline distT="0" distB="0" distL="0" distR="0" wp14:anchorId="56E6D999" wp14:editId="0363BDCC">
+            <wp:extent cx="5943600" cy="3138170"/>
+            <wp:effectExtent l="0" t="0" r="0" b="5080"/>
+            <wp:docPr id="1034860951" name="Picture 1" descr="A computer screen shot of a computer error&#10;&#10;Description automatically generated"/>
+            <wp:cNvGraphicFramePr>
+              <a:graphicFrameLocks xmlns:a="http://schemas.openxmlformats.org/drawingml/2006/main" noChangeAspect="1"/>
+            </wp:cNvGraphicFramePr>
+            <a:graphic xmlns:a="http://schemas.openxmlformats.org/drawingml/2006/main">
+              <a:graphicData uri="http://schemas.openxmlformats.org/drawingml/2006/picture">
+                <pic:pic xmlns:pic="http://schemas.openxmlformats.org/drawingml/2006/picture">
+                  <pic:nvPicPr>
+                    <pic:cNvPr id="1034860951" name="Picture 1" descr="A computer screen shot of a computer error&#10;&#10;Description automatically generated"/>
+                    <pic:cNvPicPr/>
+                  </pic:nvPicPr>
+                  <pic:blipFill>
+                    <a:blip r:embed="rId11"/>
+                    <a:stretch>
+                      <a:fillRect/>
+                    </a:stretch>
+                  </pic:blipFill>
+                  <pic:spPr>
+                    <a:xfrm>
+                      <a:off x="0" y="0"/>
+                      <a:ext cx="5943600" cy="3138170"/>
+                    </a:xfrm>
+                    <a:prstGeom prst="rect">
+                      <a:avLst/>
+                    </a:prstGeom>
+                  </pic:spPr>
+                </pic:pic>
+              </a:graphicData>
+            </a:graphic>
+          </wp:inline>
+        </w:drawing>
+      </w:r>
+    </w:p>
+    <w:p>
+      <w:pPr>
+        <w:rPr>
+          <w:rFonts w:ascii="Times New Roman" w:hAnsi="Times New Roman" w:cs="Times New Roman"/>
+          <w:b/>
+          <w:bCs/>
+          <w:sz w:val="28"/>
+          <w:szCs w:val="28"/>
+        </w:rPr>
+      </w:pPr>
+      <w:r>
+        <w:rPr>
+          <w:rFonts w:ascii="Times New Roman" w:hAnsi="Times New Roman" w:cs="Times New Roman"/>
+          <w:b/>
+          <w:bCs/>
+          <w:sz w:val="28"/>
+          <w:szCs w:val="28"/>
+        </w:rPr>
+        <w:tab/>
+        <w:t>3.2: Ta chọn &lt;OK&gt;</w:t>
+      </w:r>
+      <w:r>
+        <w:rPr>
+          <w:rFonts w:ascii="Times New Roman" w:hAnsi="Times New Roman" w:cs="Times New Roman"/>
+          <w:b/>
+          <w:bCs/>
+          <w:noProof/>
+          <w:sz w:val="28"/>
+          <w:szCs w:val="28"/>
+        </w:rPr>
+        <w:drawing>
+          <wp:inline distT="0" distB="0" distL="0" distR="0" wp14:anchorId="5D711C53" wp14:editId="0B75C120">
+            <wp:extent cx="5943600" cy="3032760"/>
+            <wp:effectExtent l="0" t="0" r="0" b="0"/>
+            <wp:docPr id="585947784" name="Picture 1" descr="A computer screen shot of a computer screen&#10;&#10;Description automatically generated"/>
+            <wp:cNvGraphicFramePr>
+              <a:graphicFrameLocks xmlns:a="http://schemas.openxmlformats.org/drawingml/2006/main" noChangeAspect="1"/>
+            </wp:cNvGraphicFramePr>
+            <a:graphic xmlns:a="http://schemas.openxmlformats.org/drawingml/2006/main">
+              <a:graphicData uri="http://schemas.openxmlformats.org/drawingml/2006/picture">
+                <pic:pic xmlns:pic="http://schemas.openxmlformats.org/drawingml/2006/picture">
+                  <pic:nvPicPr>
+                    <pic:cNvPr id="585947784" name="Picture 1" descr="A computer screen shot of a computer screen&#10;&#10;Description automatically generated"/>
+                    <pic:cNvPicPr/>
+                  </pic:nvPicPr>
+                  <pic:blipFill>
+                    <a:blip r:embed="rId12"/>
+                    <a:stretch>
+                      <a:fillRect/>
+                    </a:stretch>
+                  </pic:blipFill>
+                  <pic:spPr>
+                    <a:xfrm>
+                      <a:off x="0" y="0"/>
+                      <a:ext cx="5943600" cy="3032760"/>
+                    </a:xfrm>
+                    <a:prstGeom prst="rect">
+                      <a:avLst/>
+                    </a:prstGeom>
+                  </pic:spPr>
+                </pic:pic>
+              </a:graphicData>
+            </a:graphic>
+          </wp:inline>
+        </w:drawing>
+      </w:r>
+    </w:p>
+    <w:p>
+      <w:pPr>
+        <w:rPr>
+          <w:noProof/>
+        </w:rPr>
+      </w:pPr>
+      <w:r>
+        <w:rPr>
+          <w:rFonts w:ascii="Times New Roman" w:hAnsi="Times New Roman" w:cs="Times New Roman"/>
+          <w:b/>
+          <w:bCs/>
+          <w:sz w:val="28"/>
+          <w:szCs w:val="28"/>
+        </w:rPr>
+        <w:lastRenderedPageBreak/>
+        <w:tab/>
+        <w:t>3.3: Ta tiếp tục chọn (select dòng đầu tiên)</w:t>
+      </w:r>
+      <w:r>
+        <w:rPr>
+          <w:noProof/>
+        </w:rPr>
+        <w:t xml:space="preserve"> </w:t>
+      </w:r>
+      <w:r>
+        <w:rPr>
+          <w:rFonts w:ascii="Times New Roman" w:hAnsi="Times New Roman" w:cs="Times New Roman"/>
+          <w:b/>
+          <w:bCs/>
+          <w:noProof/>
+          <w:sz w:val="28"/>
+          <w:szCs w:val="28"/>
+        </w:rPr>
+        <w:drawing>
+          <wp:inline distT="0" distB="0" distL="0" distR="0" wp14:anchorId="252F23B1" wp14:editId="776891BD">
+            <wp:extent cx="5943600" cy="2985770"/>
+            <wp:effectExtent l="0" t="0" r="0" b="5080"/>
+            <wp:docPr id="1432450148" name="Picture 1" descr="A computer screen shot of a computer&#10;&#10;Description automatically generated"/>
+            <wp:cNvGraphicFramePr>
+              <a:graphicFrameLocks xmlns:a="http://schemas.openxmlformats.org/drawingml/2006/main" noChangeAspect="1"/>
+            </wp:cNvGraphicFramePr>
+            <a:graphic xmlns:a="http://schemas.openxmlformats.org/drawingml/2006/main">
+              <a:graphicData uri="http://schemas.openxmlformats.org/drawingml/2006/picture">
+                <pic:pic xmlns:pic="http://schemas.openxmlformats.org/drawingml/2006/picture">
+                  <pic:nvPicPr>
+                    <pic:cNvPr id="1432450148" name="Picture 1" descr="A computer screen shot of a computer&#10;&#10;Description automatically generated"/>
+                    <pic:cNvPicPr/>
+                  </pic:nvPicPr>
+                  <pic:blipFill>
+                    <a:blip r:embed="rId13"/>
+                    <a:stretch>
+                      <a:fillRect/>
+                    </a:stretch>
+                  </pic:blipFill>
+                  <pic:spPr>
+                    <a:xfrm>
+                      <a:off x="0" y="0"/>
+                      <a:ext cx="5943600" cy="2985770"/>
+                    </a:xfrm>
+                    <a:prstGeom prst="rect">
+                      <a:avLst/>
+                    </a:prstGeom>
+                  </pic:spPr>
+                </pic:pic>
+              </a:graphicData>
+            </a:graphic>
+          </wp:inline>
+        </w:drawing>
+      </w:r>
+    </w:p>
+    <w:p>
+      <w:pPr>
+        <w:rPr>
+          <w:noProof/>
+        </w:rPr>
+      </w:pPr>
+      <w:r>
+        <w:rPr>
+          <w:rFonts w:ascii="Times New Roman" w:hAnsi="Times New Roman" w:cs="Times New Roman"/>
+          <w:b/>
+          <w:bCs/>
+          <w:noProof/>
+          <w:sz w:val="28"/>
+          <w:szCs w:val="28"/>
+        </w:rPr>
+        <w:tab/>
+        <w:t>3.4: OK</w:t>
+      </w:r>
+    </w:p>
+    <w:p>
+      <w:pPr>
+        <w:rPr>
+          <w:rFonts w:ascii="Times New Roman" w:hAnsi="Times New Roman" w:cs="Times New Roman"/>
+          <w:b/>
+          <w:bCs/>
+          <w:sz w:val="28"/>
+          <w:szCs w:val="28"/>
+        </w:rPr>
+      </w:pPr>
+      <w:r>
+        <w:rPr>
+          <w:noProof/>
+        </w:rPr>
+        <w:drawing>
+          <wp:inline distT="0" distB="0" distL="0" distR="0" wp14:anchorId="3F485A95" wp14:editId="51964AC6">
+            <wp:extent cx="5943600" cy="3112135"/>
+            <wp:effectExtent l="0" t="0" r="0" b="0"/>
+            <wp:docPr id="466924310" name="Picture 1" descr="A computer screen shot of a computer screen&#10;&#10;Description automatically generated"/>
+            <wp:cNvGraphicFramePr>
+              <a:graphicFrameLocks xmlns:a="http://schemas.openxmlformats.org/drawingml/2006/main" noChangeAspect="1"/>
+            </wp:cNvGraphicFramePr>
+            <a:graphic xmlns:a="http://schemas.openxmlformats.org/drawingml/2006/main">
+              <a:graphicData uri="http://schemas.openxmlformats.org/drawingml/2006/picture">
+                <pic:pic xmlns:pic="http://schemas.openxmlformats.org/drawingml/2006/picture">
+                  <pic:nvPicPr>
+                    <pic:cNvPr id="466924310" name="Picture 1" descr="A computer screen shot of a computer screen&#10;&#10;Description automatically generated"/>
+                    <pic:cNvPicPr/>
+                  </pic:nvPicPr>
+                  <pic:blipFill>
+                    <a:blip r:embed="rId14"/>
+                    <a:stretch>
+                      <a:fillRect/>
+                    </a:stretch>
+                  </pic:blipFill>
+                  <pic:spPr>
+                    <a:xfrm>
+                      <a:off x="0" y="0"/>
+                      <a:ext cx="5943600" cy="3112135"/>
+                    </a:xfrm>
+                    <a:prstGeom prst="rect">
+                      <a:avLst/>
+                    </a:prstGeom>
+                  </pic:spPr>
+                </pic:pic>
+              </a:graphicData>
+            </a:graphic>
+          </wp:inline>
+        </w:drawing>
+      </w:r>
+    </w:p>
+    <w:p>
+      <w:pPr>
+        <w:rPr>
+          <w:rFonts w:ascii="Times New Roman" w:hAnsi="Times New Roman" w:cs="Times New Roman"/>
+          <w:b/>
+          <w:bCs/>
+          <w:sz w:val="28"/>
+          <w:szCs w:val="28"/>
+        </w:rPr>
+      </w:pPr>
+      <w:r>
+        <w:rPr>
+          <w:rFonts w:ascii="Times New Roman" w:hAnsi="Times New Roman" w:cs="Times New Roman"/>
+          <w:b/>
+          <w:bCs/>
+          <w:sz w:val="28"/>
+          <w:szCs w:val="28"/>
+        </w:rPr>
+        <w:lastRenderedPageBreak/>
+        <w:tab/>
+        <w:t>3.5: Sau khi khởi chạy, đến bước này, ta chọn vào &lt;NO&gt;</w:t>
+      </w:r>
+      <w:r>
+        <w:rPr>
+          <w:rFonts w:ascii="Times New Roman" w:hAnsi="Times New Roman" w:cs="Times New Roman"/>
+          <w:b/>
+          <w:bCs/>
+          <w:noProof/>
+          <w:sz w:val="28"/>
+          <w:szCs w:val="28"/>
+        </w:rPr>
+        <w:drawing>
+          <wp:inline distT="0" distB="0" distL="0" distR="0" wp14:anchorId="37A9D557" wp14:editId="7D8A6DFF">
+            <wp:extent cx="5943600" cy="3005455"/>
+            <wp:effectExtent l="0" t="0" r="0" b="4445"/>
+            <wp:docPr id="660841369" name="Picture 1" descr="A computer screen shot of a computer&#10;&#10;Description automatically generated"/>
+            <wp:cNvGraphicFramePr>
+              <a:graphicFrameLocks xmlns:a="http://schemas.openxmlformats.org/drawingml/2006/main" noChangeAspect="1"/>
+            </wp:cNvGraphicFramePr>
+            <a:graphic xmlns:a="http://schemas.openxmlformats.org/drawingml/2006/main">
+              <a:graphicData uri="http://schemas.openxmlformats.org/drawingml/2006/picture">
+                <pic:pic xmlns:pic="http://schemas.openxmlformats.org/drawingml/2006/picture">
+                  <pic:nvPicPr>
+                    <pic:cNvPr id="660841369" name="Picture 1" descr="A computer screen shot of a computer&#10;&#10;Description automatically generated"/>
+                    <pic:cNvPicPr/>
+                  </pic:nvPicPr>
+                  <pic:blipFill>
+                    <a:blip r:embed="rId15"/>
+                    <a:stretch>
+                      <a:fillRect/>
+                    </a:stretch>
+                  </pic:blipFill>
+                  <pic:spPr>
+                    <a:xfrm>
+                      <a:off x="0" y="0"/>
+                      <a:ext cx="5943600" cy="3005455"/>
+                    </a:xfrm>
+                    <a:prstGeom prst="rect">
+                      <a:avLst/>
+                    </a:prstGeom>
+                  </pic:spPr>
+                </pic:pic>
+              </a:graphicData>
+            </a:graphic>
+          </wp:inline>
+        </w:drawing>
+      </w:r>
+    </w:p>
+    <w:p>
+      <w:pPr>
+        <w:rPr>
+          <w:rFonts w:ascii="Times New Roman" w:hAnsi="Times New Roman" w:cs="Times New Roman"/>
+          <w:b/>
+          <w:bCs/>
+          <w:sz w:val="28"/>
+          <w:szCs w:val="28"/>
+        </w:rPr>
+      </w:pPr>
+      <w:r>
+        <w:rPr>
+          <w:rFonts w:ascii="Times New Roman" w:hAnsi="Times New Roman" w:cs="Times New Roman"/>
+          <w:b/>
+          <w:bCs/>
+          <w:sz w:val="28"/>
+          <w:szCs w:val="28"/>
+        </w:rPr>
+        <w:tab/>
+        <w:t>3.6:Sau khi hoàn tất cài đặt, pfsense sẽ khởi chạy lại (reboot)</w:t>
+      </w:r>
+    </w:p>
+    <w:p>
+      <w:pPr>
+        <w:rPr>
+          <w:rFonts w:ascii="Times New Roman" w:hAnsi="Times New Roman" w:cs="Times New Roman"/>
+          <w:b/>
+          <w:bCs/>
+          <w:sz w:val="28"/>
+          <w:szCs w:val="28"/>
+        </w:rPr>
+      </w:pPr>
+      <w:r>
+        <w:rPr>
+          <w:rFonts w:ascii="Times New Roman" w:hAnsi="Times New Roman" w:cs="Times New Roman"/>
+          <w:b/>
+          <w:bCs/>
+          <w:sz w:val="28"/>
+          <w:szCs w:val="28"/>
+        </w:rPr>
+        <w:tab/>
+        <w:t xml:space="preserve">3.7: Màn hình sau khi khởi động của pfsense, </w:t>
+      </w:r>
+      <w:r>
+        <w:rPr>
+          <w:rFonts w:ascii="Times New Roman" w:hAnsi="Times New Roman" w:cs="Times New Roman"/>
+          <w:b/>
+          <w:bCs/>
+          <w:noProof/>
+          <w:sz w:val="28"/>
+          <w:szCs w:val="28"/>
+        </w:rPr>
+        <w:drawing>
+          <wp:inline distT="0" distB="0" distL="0" distR="0" wp14:anchorId="795BA8C0" wp14:editId="3F78B366">
+            <wp:extent cx="5943600" cy="2860675"/>
+            <wp:effectExtent l="0" t="0" r="0" b="0"/>
+            <wp:docPr id="1211996069" name="Picture 1" descr="A screenshot of a computer&#10;&#10;Description automatically generated"/>
+            <wp:cNvGraphicFramePr>
+              <a:graphicFrameLocks xmlns:a="http://schemas.openxmlformats.org/drawingml/2006/main" noChangeAspect="1"/>
+            </wp:cNvGraphicFramePr>
+            <a:graphic xmlns:a="http://schemas.openxmlformats.org/drawingml/2006/main">
+              <a:graphicData uri="http://schemas.openxmlformats.org/drawingml/2006/picture">
+                <pic:pic xmlns:pic="http://schemas.openxmlformats.org/drawingml/2006/picture">
+                  <pic:nvPicPr>
+                    <pic:cNvPr id="1211996069" name="Picture 1" descr="A screenshot of a computer&#10;&#10;Description automatically generated"/>
+                    <pic:cNvPicPr/>
+                  </pic:nvPicPr>
+                  <pic:blipFill>
+                    <a:blip r:embed="rId16"/>
+                    <a:stretch>
+                      <a:fillRect/>
+                    </a:stretch>
+                  </pic:blipFill>
+                  <pic:spPr>
+                    <a:xfrm>
+                      <a:off x="0" y="0"/>
+                      <a:ext cx="5943600" cy="2860675"/>
+                    </a:xfrm>
+                    <a:prstGeom prst="rect">
+                      <a:avLst/>
+                    </a:prstGeom>
+                  </pic:spPr>
+                </pic:pic>
+              </a:graphicData>
+            </a:graphic>
+          </wp:inline>
+        </w:drawing>
+      </w:r>
+    </w:p>
+    <w:p>
+      <w:pPr>
+        <w:rPr>
+          <w:rFonts w:ascii="Times New Roman" w:hAnsi="Times New Roman" w:cs="Times New Roman"/>
+          <w:b/>
+          <w:bCs/>
+          <w:sz w:val="28"/>
+          <w:szCs w:val="28"/>
+        </w:rPr>
+      </w:pPr>
+      <w:r>
+        <w:rPr>
+          <w:rFonts w:ascii="Times New Roman" w:hAnsi="Times New Roman" w:cs="Times New Roman"/>
+          <w:b/>
+          <w:bCs/>
+          <w:sz w:val="28"/>
+          <w:szCs w:val="28"/>
+        </w:rPr>
+        <w:tab/>
+        <w:t>*Ta sẽ cấp lại địa chỉ LAN cho pfsense*</w:t>
+      </w:r>
+    </w:p>
+    <w:p>
+      <w:pPr>
+        <w:rPr>
+          <w:rFonts w:ascii="Times New Roman" w:hAnsi="Times New Roman" w:cs="Times New Roman"/>
+          <w:b/>
+          <w:bCs/>
+          <w:sz w:val="28"/>
+          <w:szCs w:val="28"/>
+        </w:rPr>
+      </w:pPr>
+      <w:r>
+        <w:rPr>
+          <w:rFonts w:ascii="Times New Roman" w:hAnsi="Times New Roman" w:cs="Times New Roman"/>
+          <w:b/>
+          <w:bCs/>
+          <w:sz w:val="28"/>
+          <w:szCs w:val="28"/>
+        </w:rPr>
+        <w:lastRenderedPageBreak/>
+        <w:tab/>
+        <w:t>3.8: Tìm đến Virtual Network Editor và chạy dưới quyền Administrator</w:t>
+      </w:r>
+      <w:r>
+        <w:rPr>
+          <w:rFonts w:ascii="Times New Roman" w:hAnsi="Times New Roman" w:cs="Times New Roman"/>
+          <w:b/>
+          <w:bCs/>
+          <w:noProof/>
+          <w:sz w:val="28"/>
+          <w:szCs w:val="28"/>
+        </w:rPr>
+        <w:drawing>
+          <wp:inline distT="0" distB="0" distL="0" distR="0" wp14:anchorId="421F3537" wp14:editId="5A1FBE11">
+            <wp:extent cx="5943600" cy="5538470"/>
+            <wp:effectExtent l="0" t="0" r="0" b="5080"/>
+            <wp:docPr id="1871530090" name="Picture 1" descr="A screenshot of a computer&#10;&#10;Description automatically generated"/>
+            <wp:cNvGraphicFramePr>
+              <a:graphicFrameLocks xmlns:a="http://schemas.openxmlformats.org/drawingml/2006/main" noChangeAspect="1"/>
+            </wp:cNvGraphicFramePr>
+            <a:graphic xmlns:a="http://schemas.openxmlformats.org/drawingml/2006/main">
+              <a:graphicData uri="http://schemas.openxmlformats.org/drawingml/2006/picture">
+                <pic:pic xmlns:pic="http://schemas.openxmlformats.org/drawingml/2006/picture">
+                  <pic:nvPicPr>
+                    <pic:cNvPr id="1871530090" name="Picture 1" descr="A screenshot of a computer&#10;&#10;Description automatically generated"/>
+                    <pic:cNvPicPr/>
+                  </pic:nvPicPr>
+                  <pic:blipFill>
+                    <a:blip r:embed="rId17"/>
+                    <a:stretch>
+                      <a:fillRect/>
+                    </a:stretch>
+                  </pic:blipFill>
+                  <pic:spPr>
+                    <a:xfrm>
+                      <a:off x="0" y="0"/>
+                      <a:ext cx="5943600" cy="5538470"/>
+                    </a:xfrm>
+                    <a:prstGeom prst="rect">
+                      <a:avLst/>
+                    </a:prstGeom>
+                  </pic:spPr>
+                </pic:pic>
+              </a:graphicData>
+            </a:graphic>
+          </wp:inline>
+        </w:drawing>
+      </w:r>
+    </w:p>
+    <w:p>
+      <w:pPr>
+        <w:rPr>
+          <w:rFonts w:ascii="Times New Roman" w:hAnsi="Times New Roman" w:cs="Times New Roman"/>
+          <w:b/>
+          <w:bCs/>
+          <w:sz w:val="28"/>
+          <w:szCs w:val="28"/>
+        </w:rPr>
+      </w:pPr>
+      <w:r>
+        <w:rPr>
+          <w:rFonts w:ascii="Times New Roman" w:hAnsi="Times New Roman" w:cs="Times New Roman"/>
+          <w:b/>
+          <w:bCs/>
+          <w:sz w:val="28"/>
+          <w:szCs w:val="28"/>
+        </w:rPr>
+        <w:lastRenderedPageBreak/>
+        <w:tab/>
+        <w:t>3.9: Ta sẽ cấp địa chỉ LAN theo subnet Address của Vmnet1</w:t>
+      </w:r>
+      <w:r>
+        <w:rPr>
+          <w:rFonts w:ascii="Times New Roman" w:hAnsi="Times New Roman" w:cs="Times New Roman"/>
+          <w:b/>
+          <w:bCs/>
+          <w:noProof/>
+          <w:sz w:val="28"/>
+          <w:szCs w:val="28"/>
+        </w:rPr>
+        <w:drawing>
+          <wp:inline distT="0" distB="0" distL="0" distR="0" wp14:anchorId="1BFBE68E" wp14:editId="3B99D69B">
+            <wp:extent cx="5943600" cy="5424170"/>
+            <wp:effectExtent l="0" t="0" r="0" b="5080"/>
+            <wp:docPr id="1464303987" name="Picture 1" descr="A screenshot of a computer&#10;&#10;Description automatically generated"/>
+            <wp:cNvGraphicFramePr>
+              <a:graphicFrameLocks xmlns:a="http://schemas.openxmlformats.org/drawingml/2006/main" noChangeAspect="1"/>
+            </wp:cNvGraphicFramePr>
+            <a:graphic xmlns:a="http://schemas.openxmlformats.org/drawingml/2006/main">
+              <a:graphicData uri="http://schemas.openxmlformats.org/drawingml/2006/picture">
+                <pic:pic xmlns:pic="http://schemas.openxmlformats.org/drawingml/2006/picture">
+                  <pic:nvPicPr>
+                    <pic:cNvPr id="1464303987" name="Picture 1" descr="A screenshot of a computer&#10;&#10;Description automatically generated"/>
+                    <pic:cNvPicPr/>
+                  </pic:nvPicPr>
+                  <pic:blipFill>
+                    <a:blip r:embed="rId18"/>
+                    <a:stretch>
+                      <a:fillRect/>
+                    </a:stretch>
+                  </pic:blipFill>
+                  <pic:spPr>
+                    <a:xfrm>
+                      <a:off x="0" y="0"/>
+                      <a:ext cx="5943600" cy="5424170"/>
+                    </a:xfrm>
+                    <a:prstGeom prst="rect">
+                      <a:avLst/>
+                    </a:prstGeom>
+                  </pic:spPr>
+                </pic:pic>
+              </a:graphicData>
+            </a:graphic>
+          </wp:inline>
+        </w:drawing>
+      </w:r>
+    </w:p>
+    <w:p>
+      <w:pPr>
+        <w:rPr>
+          <w:rFonts w:ascii="Times New Roman" w:hAnsi="Times New Roman" w:cs="Times New Roman"/>
+          <w:b/>
+          <w:bCs/>
+          <w:sz w:val="28"/>
+          <w:szCs w:val="28"/>
+        </w:rPr>
+      </w:pPr>
+      <w:r>
+        <w:rPr>
+          <w:rFonts w:ascii="Times New Roman" w:hAnsi="Times New Roman" w:cs="Times New Roman"/>
+          <w:b/>
+          <w:bCs/>
+          <w:sz w:val="28"/>
+          <w:szCs w:val="28"/>
+        </w:rPr>
+        <w:tab/>
+      </w:r>
+    </w:p>
+    <w:p>
+      <w:pPr>
+        <w:rPr>
+          <w:rFonts w:ascii="Times New Roman" w:hAnsi="Times New Roman" w:cs="Times New Roman"/>
+          <w:b/>
+          <w:bCs/>
+          <w:sz w:val="28"/>
+          <w:szCs w:val="28"/>
+        </w:rPr>
+      </w:pPr>
+      <w:r>
+        <w:rPr>
+          <w:rFonts w:ascii="Times New Roman" w:hAnsi="Times New Roman" w:cs="Times New Roman"/>
+          <w:b/>
+          <w:bCs/>
+          <w:sz w:val="28"/>
+          <w:szCs w:val="28"/>
+        </w:rPr>
+        <w:lastRenderedPageBreak/>
+        <w:tab/>
+        <w:t>3.10: Trở lại pfsense, ta nhấn phím 2</w:t>
+      </w:r>
+      <w:r>
+        <w:rPr>
+          <w:rFonts w:ascii="Times New Roman" w:hAnsi="Times New Roman" w:cs="Times New Roman"/>
+          <w:b/>
+          <w:bCs/>
+          <w:sz w:val="28"/>
+          <w:szCs w:val="28"/>
+        </w:rPr>
+        <w:t xml:space="preserve"> (Set Interface IP address)</w:t>
+      </w:r>
+      <w:r>
+        <w:rPr>
+          <w:rFonts w:ascii="Times New Roman" w:hAnsi="Times New Roman" w:cs="Times New Roman"/>
+          <w:b/>
+          <w:bCs/>
+          <w:noProof/>
+          <w:sz w:val="28"/>
+          <w:szCs w:val="28"/>
+        </w:rPr>
+        <w:drawing>
+          <wp:inline distT="0" distB="0" distL="0" distR="0" wp14:anchorId="57276A06" wp14:editId="624398FF">
+            <wp:extent cx="5943600" cy="2908935"/>
+            <wp:effectExtent l="0" t="0" r="0" b="5715"/>
+            <wp:docPr id="318088402" name="Picture 1" descr="A screenshot of a computer&#10;&#10;Description automatically generated"/>
+            <wp:cNvGraphicFramePr>
+              <a:graphicFrameLocks xmlns:a="http://schemas.openxmlformats.org/drawingml/2006/main" noChangeAspect="1"/>
+            </wp:cNvGraphicFramePr>
+            <a:graphic xmlns:a="http://schemas.openxmlformats.org/drawingml/2006/main">
+              <a:graphicData uri="http://schemas.openxmlformats.org/drawingml/2006/picture">
+                <pic:pic xmlns:pic="http://schemas.openxmlformats.org/drawingml/2006/picture">
+                  <pic:nvPicPr>
+                    <pic:cNvPr id="318088402" name="Picture 1" descr="A screenshot of a computer&#10;&#10;Description automatically generated"/>
+                    <pic:cNvPicPr/>
+                  </pic:nvPicPr>
+                  <pic:blipFill>
+                    <a:blip r:embed="rId19"/>
+                    <a:stretch>
+                      <a:fillRect/>
+                    </a:stretch>
+                  </pic:blipFill>
+                  <pic:spPr>
+                    <a:xfrm>
+                      <a:off x="0" y="0"/>
+                      <a:ext cx="5943600" cy="2908935"/>
+                    </a:xfrm>
+                    <a:prstGeom prst="rect">
+                      <a:avLst/>
+                    </a:prstGeom>
+                  </pic:spPr>
+                </pic:pic>
+              </a:graphicData>
+            </a:graphic>
+          </wp:inline>
+        </w:drawing>
+      </w:r>
+    </w:p>
+    <w:p>
+      <w:pPr>
+        <w:rPr>
+          <w:rFonts w:ascii="Times New Roman" w:hAnsi="Times New Roman" w:cs="Times New Roman"/>
+          <w:b/>
+          <w:bCs/>
+          <w:sz w:val="28"/>
+          <w:szCs w:val="28"/>
+        </w:rPr>
+      </w:pPr>
+      <w:r>
+        <w:rPr>
+          <w:rFonts w:ascii="Times New Roman" w:hAnsi="Times New Roman" w:cs="Times New Roman"/>
+          <w:b/>
+          <w:bCs/>
+          <w:sz w:val="28"/>
+          <w:szCs w:val="28"/>
+        </w:rPr>
+        <w:tab/>
+      </w:r>
+      <w:r>
+        <w:rPr>
+          <w:rFonts w:ascii="Times New Roman" w:hAnsi="Times New Roman" w:cs="Times New Roman"/>
+          <w:b/>
+          <w:bCs/>
+          <w:sz w:val="28"/>
+          <w:szCs w:val="28"/>
+        </w:rPr>
+        <w:t>3.11: Ta chọn LAN (Nhấn phím 2)</w:t>
+      </w:r>
+      <w:r>
+        <w:rPr>
+          <w:rFonts w:ascii="Times New Roman" w:hAnsi="Times New Roman" w:cs="Times New Roman"/>
+          <w:b/>
+          <w:bCs/>
+          <w:noProof/>
+          <w:sz w:val="28"/>
+          <w:szCs w:val="28"/>
+        </w:rPr>
+        <w:drawing>
+          <wp:inline distT="0" distB="0" distL="0" distR="0" wp14:anchorId="3EB876BC" wp14:editId="6CE3435C">
+            <wp:extent cx="5943600" cy="1580515"/>
+            <wp:effectExtent l="0" t="0" r="0" b="635"/>
+            <wp:docPr id="1511744135" name="Picture 1"/>
+            <wp:cNvGraphicFramePr>
+              <a:graphicFrameLocks xmlns:a="http://schemas.openxmlformats.org/drawingml/2006/main" noChangeAspect="1"/>
+            </wp:cNvGraphicFramePr>
+            <a:graphic xmlns:a="http://schemas.openxmlformats.org/drawingml/2006/main">
+              <a:graphicData uri="http://schemas.openxmlformats.org/drawingml/2006/picture">
+                <pic:pic xmlns:pic="http://schemas.openxmlformats.org/drawingml/2006/picture">
+                  <pic:nvPicPr>
+                    <pic:cNvPr id="1511744135" name=""/>
+                    <pic:cNvPicPr/>
+                  </pic:nvPicPr>
+                  <pic:blipFill>
+                    <a:blip r:embed="rId20"/>
+                    <a:stretch>
+                      <a:fillRect/>
+                    </a:stretch>
+                  </pic:blipFill>
+                  <pic:spPr>
+                    <a:xfrm>
+                      <a:off x="0" y="0"/>
+                      <a:ext cx="5943600" cy="1580515"/>
+                    </a:xfrm>
+                    <a:prstGeom prst="rect">
+                      <a:avLst/>
+                    </a:prstGeom>
+                  </pic:spPr>
+                </pic:pic>
+              </a:graphicData>
+            </a:graphic>
+          </wp:inline>
+        </w:drawing>
+      </w:r>
+    </w:p>
+    <w:p>
+      <w:pPr>
+        <w:rPr>
+          <w:rFonts w:ascii="Times New Roman" w:hAnsi="Times New Roman" w:cs="Times New Roman"/>
+          <w:b/>
+          <w:bCs/>
+          <w:sz w:val="28"/>
+          <w:szCs w:val="28"/>
+        </w:rPr>
+      </w:pPr>
+      <w:r>
+        <w:rPr>
+          <w:rFonts w:ascii="Times New Roman" w:hAnsi="Times New Roman" w:cs="Times New Roman"/>
+          <w:b/>
+          <w:bCs/>
+          <w:sz w:val="28"/>
+          <w:szCs w:val="28"/>
+        </w:rPr>
+        <w:lastRenderedPageBreak/>
+        <w:tab/>
+        <w:t xml:space="preserve">3.12: Nhập địa chỉ mới (ở đây tôi sẽ nhập giống vmnet01 nên sẽ nhập </w:t>
+      </w:r>
+      <w:r>
+        <w:rPr>
+          <w:rFonts w:ascii="Times New Roman" w:hAnsi="Times New Roman" w:cs="Times New Roman"/>
+          <w:b/>
+          <w:bCs/>
+          <w:i/>
+          <w:iCs/>
+          <w:color w:val="83CAEB" w:themeColor="accent1" w:themeTint="66"/>
+          <w:sz w:val="28"/>
+          <w:szCs w:val="28"/>
+        </w:rPr>
+        <w:t>192.168.111.50</w:t>
+      </w:r>
+      <w:r>
+        <w:rPr>
+          <w:rFonts w:ascii="Times New Roman" w:hAnsi="Times New Roman" w:cs="Times New Roman"/>
+          <w:b/>
+          <w:bCs/>
+          <w:sz w:val="28"/>
+          <w:szCs w:val="28"/>
+        </w:rPr>
+        <w:t>)</w:t>
+      </w:r>
+      <w:r>
+        <w:rPr>
+          <w:rFonts w:ascii="Times New Roman" w:hAnsi="Times New Roman" w:cs="Times New Roman"/>
+          <w:b/>
+          <w:bCs/>
+          <w:noProof/>
+          <w:sz w:val="28"/>
+          <w:szCs w:val="28"/>
+        </w:rPr>
+        <w:drawing>
+          <wp:inline distT="0" distB="0" distL="0" distR="0" wp14:anchorId="75B5AAD6" wp14:editId="691D9F85">
+            <wp:extent cx="5943600" cy="3093720"/>
+            <wp:effectExtent l="0" t="0" r="0" b="0"/>
+            <wp:docPr id="885635391" name="Picture 1" descr="A black screen with white text&#10;&#10;Description automatically generated"/>
+            <wp:cNvGraphicFramePr>
+              <a:graphicFrameLocks xmlns:a="http://schemas.openxmlformats.org/drawingml/2006/main" noChangeAspect="1"/>
+            </wp:cNvGraphicFramePr>
+            <a:graphic xmlns:a="http://schemas.openxmlformats.org/drawingml/2006/main">
+              <a:graphicData uri="http://schemas.openxmlformats.org/drawingml/2006/picture">
+                <pic:pic xmlns:pic="http://schemas.openxmlformats.org/drawingml/2006/picture">
+                  <pic:nvPicPr>
+                    <pic:cNvPr id="885635391" name="Picture 1" descr="A black screen with white text&#10;&#10;Description automatically generated"/>
+                    <pic:cNvPicPr/>
+                  </pic:nvPicPr>
+                  <pic:blipFill>
+                    <a:blip r:embed="rId21"/>
+                    <a:stretch>
+                      <a:fillRect/>
+                    </a:stretch>
+                  </pic:blipFill>
+                  <pic:spPr>
+                    <a:xfrm>
+                      <a:off x="0" y="0"/>
+                      <a:ext cx="5943600" cy="3093720"/>
+                    </a:xfrm>
+                    <a:prstGeom prst="rect">
+                      <a:avLst/>
+                    </a:prstGeom>
+                  </pic:spPr>
+                </pic:pic>
+              </a:graphicData>
+            </a:graphic>
+          </wp:inline>
+        </w:drawing>
+      </w:r>
+    </w:p>
+    <w:p>
+      <w:pPr>
+        <w:rPr>
+          <w:noProof/>
+        </w:rPr>
+      </w:pPr>
+      <w:r>
+        <w:rPr>
+          <w:rFonts w:ascii="Times New Roman" w:hAnsi="Times New Roman" w:cs="Times New Roman"/>
+          <w:b/>
+          <w:bCs/>
+          <w:sz w:val="28"/>
+          <w:szCs w:val="28"/>
+        </w:rPr>
+        <w:t>3.13: Nhập subnet mark, ta nhập 24:</w:t>
+      </w:r>
+      <w:r>
+        <w:rPr>
+          <w:noProof/>
+        </w:rPr>
+        <w:t xml:space="preserve"> </w:t>
+      </w:r>
+      <w:r>
+        <w:rPr>
+          <w:rFonts w:ascii="Times New Roman" w:hAnsi="Times New Roman" w:cs="Times New Roman"/>
+          <w:b/>
+          <w:bCs/>
+          <w:noProof/>
+          <w:sz w:val="28"/>
+          <w:szCs w:val="28"/>
+        </w:rPr>
+        <w:drawing>
+          <wp:inline distT="0" distB="0" distL="0" distR="0" wp14:anchorId="3D069D39" wp14:editId="6A5661E5">
+            <wp:extent cx="5943600" cy="3131820"/>
+            <wp:effectExtent l="0" t="0" r="0" b="0"/>
+            <wp:docPr id="1465320030" name="Picture 1" descr="A screenshot of a computer&#10;&#10;Description automatically generated"/>
+            <wp:cNvGraphicFramePr>
+              <a:graphicFrameLocks xmlns:a="http://schemas.openxmlformats.org/drawingml/2006/main" noChangeAspect="1"/>
+            </wp:cNvGraphicFramePr>
+            <a:graphic xmlns:a="http://schemas.openxmlformats.org/drawingml/2006/main">
+              <a:graphicData uri="http://schemas.openxmlformats.org/drawingml/2006/picture">
+                <pic:pic xmlns:pic="http://schemas.openxmlformats.org/drawingml/2006/picture">
+                  <pic:nvPicPr>
+                    <pic:cNvPr id="1465320030" name="Picture 1" descr="A screenshot of a computer&#10;&#10;Description automatically generated"/>
+                    <pic:cNvPicPr/>
+                  </pic:nvPicPr>
+                  <pic:blipFill>
+                    <a:blip r:embed="rId22"/>
+                    <a:stretch>
+                      <a:fillRect/>
+                    </a:stretch>
+                  </pic:blipFill>
+                  <pic:spPr>
+                    <a:xfrm>
+                      <a:off x="0" y="0"/>
+                      <a:ext cx="5943600" cy="3131820"/>
+                    </a:xfrm>
+                    <a:prstGeom prst="rect">
+                      <a:avLst/>
+                    </a:prstGeom>
+                  </pic:spPr>
+                </pic:pic>
+              </a:graphicData>
+            </a:graphic>
+          </wp:inline>
+        </w:drawing>
+      </w:r>
+    </w:p>
+    <w:p>
+      <w:pPr>
+        <w:rPr>
+          <w:rFonts w:ascii="Times New Roman" w:hAnsi="Times New Roman" w:cs="Times New Roman"/>
+          <w:b/>
+          <w:bCs/>
+          <w:noProof/>
+          <w:sz w:val="28"/>
+          <w:szCs w:val="28"/>
+        </w:rPr>
+      </w:pPr>
+      <w:r>
+        <w:rPr>
+          <w:rFonts w:ascii="Times New Roman" w:hAnsi="Times New Roman" w:cs="Times New Roman"/>
+          <w:b/>
+          <w:bCs/>
+          <w:noProof/>
+          <w:sz w:val="28"/>
+          <w:szCs w:val="28"/>
+        </w:rPr>
+        <w:lastRenderedPageBreak/>
+        <w:t>3.14: Ta sẽ không bật DHCP, ta chọn &lt;NO&gt;</w:t>
+      </w:r>
+      <w:r>
+        <w:rPr>
+          <w:rFonts w:ascii="Times New Roman" w:hAnsi="Times New Roman" w:cs="Times New Roman"/>
+          <w:b/>
+          <w:bCs/>
+          <w:noProof/>
+          <w:sz w:val="28"/>
+          <w:szCs w:val="28"/>
+        </w:rPr>
+        <w:drawing>
+          <wp:inline distT="0" distB="0" distL="0" distR="0" wp14:anchorId="5002D0B3" wp14:editId="4CB91167">
+            <wp:extent cx="5943600" cy="3011170"/>
+            <wp:effectExtent l="0" t="0" r="0" b="0"/>
+            <wp:docPr id="1494299570" name="Picture 1" descr="A black screen with white text&#10;&#10;Description automatically generated"/>
+            <wp:cNvGraphicFramePr>
+              <a:graphicFrameLocks xmlns:a="http://schemas.openxmlformats.org/drawingml/2006/main" noChangeAspect="1"/>
+            </wp:cNvGraphicFramePr>
+            <a:graphic xmlns:a="http://schemas.openxmlformats.org/drawingml/2006/main">
+              <a:graphicData uri="http://schemas.openxmlformats.org/drawingml/2006/picture">
+                <pic:pic xmlns:pic="http://schemas.openxmlformats.org/drawingml/2006/picture">
+                  <pic:nvPicPr>
+                    <pic:cNvPr id="1494299570" name="Picture 1" descr="A black screen with white text&#10;&#10;Description automatically generated"/>
+                    <pic:cNvPicPr/>
+                  </pic:nvPicPr>
+                  <pic:blipFill>
+                    <a:blip r:embed="rId23"/>
+                    <a:stretch>
+                      <a:fillRect/>
+                    </a:stretch>
+                  </pic:blipFill>
+                  <pic:spPr>
+                    <a:xfrm>
+                      <a:off x="0" y="0"/>
+                      <a:ext cx="5943600" cy="3011170"/>
+                    </a:xfrm>
+                    <a:prstGeom prst="rect">
+                      <a:avLst/>
+                    </a:prstGeom>
+                  </pic:spPr>
+                </pic:pic>
+              </a:graphicData>
+            </a:graphic>
+          </wp:inline>
+        </w:drawing>
+      </w:r>
+    </w:p>
+    <w:p>
+      <w:pPr>
+        <w:rPr>
+          <w:noProof/>
+        </w:rPr>
+      </w:pPr>
+      <w:r>
+        <w:rPr>
+          <w:rFonts w:ascii="Times New Roman" w:hAnsi="Times New Roman" w:cs="Times New Roman"/>
+          <w:b/>
+          <w:bCs/>
+          <w:noProof/>
+          <w:sz w:val="28"/>
+          <w:szCs w:val="28"/>
+        </w:rPr>
+        <w:t>3.15: Ta chọn &lt;YES&gt; khi màn hình hỏi “Do you want to revert to HTTP as the webconfigurator protocol”.</w:t>
+      </w:r>
+      <w:r>
+        <w:rPr>
+          <w:noProof/>
+        </w:rPr>
+        <w:t xml:space="preserve"> </w:t>
+      </w:r>
+      <w:r>
+        <w:rPr>
+          <w:rFonts w:ascii="Times New Roman" w:hAnsi="Times New Roman" w:cs="Times New Roman"/>
+          <w:b/>
+          <w:bCs/>
+          <w:noProof/>
+          <w:sz w:val="28"/>
+          <w:szCs w:val="28"/>
+        </w:rPr>
+        <w:drawing>
+          <wp:inline distT="0" distB="0" distL="0" distR="0" wp14:anchorId="15768EBF" wp14:editId="10FBA71E">
+            <wp:extent cx="6225540" cy="3197906"/>
+            <wp:effectExtent l="0" t="0" r="3810" b="2540"/>
+            <wp:docPr id="164617410" name="Picture 1" descr="A black screen with white text&#10;&#10;Description automatically generated"/>
+            <wp:cNvGraphicFramePr>
+              <a:graphicFrameLocks xmlns:a="http://schemas.openxmlformats.org/drawingml/2006/main" noChangeAspect="1"/>
+            </wp:cNvGraphicFramePr>
+            <a:graphic xmlns:a="http://schemas.openxmlformats.org/drawingml/2006/main">
+              <a:graphicData uri="http://schemas.openxmlformats.org/drawingml/2006/picture">
+                <pic:pic xmlns:pic="http://schemas.openxmlformats.org/drawingml/2006/picture">
+                  <pic:nvPicPr>
+                    <pic:cNvPr id="164617410" name="Picture 1" descr="A black screen with white text&#10;&#10;Description automatically generated"/>
+                    <pic:cNvPicPr/>
+                  </pic:nvPicPr>
+                  <pic:blipFill>
+                    <a:blip r:embed="rId24"/>
+                    <a:stretch>
+                      <a:fillRect/>
+                    </a:stretch>
+                  </pic:blipFill>
+                  <pic:spPr>
+                    <a:xfrm>
+                      <a:off x="0" y="0"/>
+                      <a:ext cx="6234567" cy="3202543"/>
+                    </a:xfrm>
+                    <a:prstGeom prst="rect">
+                      <a:avLst/>
+                    </a:prstGeom>
+                  </pic:spPr>
+                </pic:pic>
+              </a:graphicData>
+            </a:graphic>
+          </wp:inline>
+        </w:drawing>
+      </w:r>
+    </w:p>
+    <w:p>
+      <w:pPr>
+        <w:rPr>
+          <w:i/>
+          <w:iCs/>
+          <w:noProof/>
+        </w:rPr>
+      </w:pPr>
+      <w:r>
+        <w:rPr>
+          <w:noProof/>
+        </w:rPr>
+        <w:tab/>
+      </w:r>
+      <w:r>
+        <w:rPr>
+          <w:noProof/>
+        </w:rPr>
+        <w:tab/>
+      </w:r>
+      <w:r>
+        <w:rPr>
+          <w:noProof/>
+        </w:rPr>
+        <w:tab/>
+      </w:r>
+      <w:r>
+        <w:rPr>
+          <w:noProof/>
+        </w:rPr>
+        <w:tab/>
+      </w:r>
+      <w:r>
+        <w:rPr>
+          <w:noProof/>
+        </w:rPr>
+        <w:tab/>
+      </w:r>
+      <w:r>
+        <w:rPr>
+          <w:noProof/>
+        </w:rPr>
+        <w:tab/>
+      </w:r>
+      <w:r>
+        <w:rPr>
+          <w:i/>
+          <w:iCs/>
+          <w:noProof/>
+        </w:rPr>
+        <w:t>Màn hình sau khi thay đổi ipv4</w:t>
+      </w:r>
+    </w:p>
+    <w:p>
+      <w:pPr>
+        <w:rPr>
+          <w:rFonts w:ascii="Times New Roman" w:hAnsi="Times New Roman" w:cs="Times New Roman"/>
+          <w:b/>
+          <w:bCs/>
+          <w:noProof/>
+          <w:color w:val="FF0000"/>
+          <w:sz w:val="32"/>
+          <w:szCs w:val="32"/>
+        </w:rPr>
+      </w:pPr>
+      <w:r>
+        <w:rPr>
+          <w:rFonts w:ascii="Times New Roman" w:hAnsi="Times New Roman" w:cs="Times New Roman"/>
+          <w:b/>
+          <w:bCs/>
+          <w:noProof/>
+          <w:color w:val="FF0000"/>
+          <w:sz w:val="32"/>
+          <w:szCs w:val="32"/>
+        </w:rPr>
+        <w:t>Bước 4: Bắt đầu vào trang pfsense:</w:t>
+      </w:r>
+    </w:p>
+    <w:p>
+      <w:pPr>
+        <w:rPr>
+          <w:noProof/>
+        </w:rPr>
+      </w:pPr>
+      <w:r>
+        <w:rPr>
+          <w:rFonts w:ascii="Times New Roman" w:hAnsi="Times New Roman" w:cs="Times New Roman"/>
+          <w:sz w:val="28"/>
+          <w:szCs w:val="28"/>
+        </w:rPr>
+        <w:t>-Ta có thể sử dụng trình duyệt máy chính để vào trang điều khiển pfsense (nhập vào thanh tìm kiếm địa chỉ IP mà ta vừa thay đổi (</w:t>
+      </w:r>
+      <w:r>
+        <w:rPr>
+          <w:rFonts w:ascii="Times New Roman" w:hAnsi="Times New Roman" w:cs="Times New Roman"/>
+          <w:i/>
+          <w:iCs/>
+          <w:sz w:val="28"/>
+          <w:szCs w:val="28"/>
+          <w:highlight w:val="cyan"/>
+        </w:rPr>
+        <w:t>192.168.111.5</w:t>
+      </w:r>
+      <w:r>
+        <w:rPr>
+          <w:rFonts w:ascii="Times New Roman" w:hAnsi="Times New Roman" w:cs="Times New Roman"/>
+          <w:sz w:val="28"/>
+          <w:szCs w:val="28"/>
+          <w:highlight w:val="cyan"/>
+        </w:rPr>
+        <w:t>0</w:t>
+      </w:r>
+      <w:r>
+        <w:rPr>
+          <w:rFonts w:ascii="Times New Roman" w:hAnsi="Times New Roman" w:cs="Times New Roman"/>
+          <w:sz w:val="28"/>
+          <w:szCs w:val="28"/>
+        </w:rPr>
+        <w:t>))</w:t>
+      </w:r>
+      <w:r>
+        <w:rPr>
+          <w:noProof/>
+        </w:rPr>
+        <w:t xml:space="preserve"> </w:t>
+      </w:r>
+    </w:p>
+    <w:p>
+      <w:pPr>
+        <w:rPr>
+          <w:rFonts w:ascii="Times New Roman" w:hAnsi="Times New Roman" w:cs="Times New Roman"/>
+          <w:sz w:val="28"/>
+          <w:szCs w:val="28"/>
+        </w:rPr>
+      </w:pPr>
+      <w:r>
+        <w:rPr>
+          <w:rFonts w:ascii="Times New Roman" w:hAnsi="Times New Roman" w:cs="Times New Roman"/>
+          <w:noProof/>
+          <w:sz w:val="28"/>
+          <w:szCs w:val="28"/>
+        </w:rPr>
+        <w:lastRenderedPageBreak/>
+        <w:drawing>
+          <wp:inline distT="0" distB="0" distL="0" distR="0" wp14:anchorId="0FD242EE" wp14:editId="10D41E50">
+            <wp:extent cx="5943600" cy="3040380"/>
+            <wp:effectExtent l="0" t="0" r="0" b="7620"/>
+            <wp:docPr id="112840613" name="Picture 1" descr="A screenshot of a computer&#10;&#10;Description automatically generated"/>
+            <wp:cNvGraphicFramePr>
+              <a:graphicFrameLocks xmlns:a="http://schemas.openxmlformats.org/drawingml/2006/main" noChangeAspect="1"/>
+            </wp:cNvGraphicFramePr>
+            <a:graphic xmlns:a="http://schemas.openxmlformats.org/drawingml/2006/main">
+              <a:graphicData uri="http://schemas.openxmlformats.org/drawingml/2006/picture">
+                <pic:pic xmlns:pic="http://schemas.openxmlformats.org/drawingml/2006/picture">
+                  <pic:nvPicPr>
+                    <pic:cNvPr id="112840613" name="Picture 1" descr="A screenshot of a computer&#10;&#10;Description automatically generated"/>
+                    <pic:cNvPicPr/>
+                  </pic:nvPicPr>
+                  <pic:blipFill>
+                    <a:blip r:embed="rId25"/>
+                    <a:stretch>
+                      <a:fillRect/>
+                    </a:stretch>
+                  </pic:blipFill>
+                  <pic:spPr>
+                    <a:xfrm>
+                      <a:off x="0" y="0"/>
+                      <a:ext cx="5943600" cy="3040380"/>
+                    </a:xfrm>
+                    <a:prstGeom prst="rect">
+                      <a:avLst/>
+                    </a:prstGeom>
+                  </pic:spPr>
+                </pic:pic>
+              </a:graphicData>
+            </a:graphic>
+          </wp:inline>
+        </w:drawing>
+      </w:r>
+    </w:p>
+    <w:p>
+      <w:pPr>
+        <w:rPr>
+          <w:rFonts w:ascii="Times New Roman" w:hAnsi="Times New Roman" w:cs="Times New Roman"/>
+          <w:b/>
+          <w:bCs/>
+          <w:sz w:val="28"/>
+          <w:szCs w:val="28"/>
+        </w:rPr>
+      </w:pPr>
+      <w:r>
+        <w:rPr>
+          <w:rFonts w:ascii="Times New Roman" w:hAnsi="Times New Roman" w:cs="Times New Roman"/>
+          <w:sz w:val="28"/>
+          <w:szCs w:val="28"/>
+        </w:rPr>
+        <w:t xml:space="preserve">-Ta đăng nhập với Usernam: </w:t>
+      </w:r>
+      <w:r>
+        <w:rPr>
+          <w:rFonts w:ascii="Times New Roman" w:hAnsi="Times New Roman" w:cs="Times New Roman"/>
+          <w:b/>
+          <w:bCs/>
+          <w:sz w:val="28"/>
+          <w:szCs w:val="28"/>
+          <w:highlight w:val="cyan"/>
+        </w:rPr>
+        <w:t>admin</w:t>
+      </w:r>
+      <w:r>
+        <w:rPr>
+          <w:rFonts w:ascii="Times New Roman" w:hAnsi="Times New Roman" w:cs="Times New Roman"/>
+          <w:sz w:val="28"/>
+          <w:szCs w:val="28"/>
+        </w:rPr>
+        <w:t xml:space="preserve"> và password</w:t>
+      </w:r>
+      <w:r>
+        <w:rPr>
+          <w:rFonts w:ascii="Times New Roman" w:hAnsi="Times New Roman" w:cs="Times New Roman"/>
+          <w:sz w:val="28"/>
+          <w:szCs w:val="28"/>
+        </w:rPr>
+        <w:t xml:space="preserve">: </w:t>
+      </w:r>
+      <w:r>
+        <w:rPr>
+          <w:rFonts w:ascii="Times New Roman" w:hAnsi="Times New Roman" w:cs="Times New Roman"/>
+          <w:b/>
+          <w:bCs/>
+          <w:sz w:val="28"/>
+          <w:szCs w:val="28"/>
+          <w:highlight w:val="cyan"/>
+        </w:rPr>
+        <w:t>pfsense</w:t>
+      </w:r>
+      <w:r>
+        <w:rPr>
+          <w:rFonts w:ascii="Times New Roman" w:hAnsi="Times New Roman" w:cs="Times New Roman"/>
+          <w:b/>
+          <w:bCs/>
+          <w:sz w:val="28"/>
+          <w:szCs w:val="28"/>
+        </w:rPr>
+        <w:t>.</w:t>
+      </w:r>
+    </w:p>
+    <w:p>
+      <w:pPr>
+        <w:rPr>
+          <w:rFonts w:ascii="Times New Roman" w:hAnsi="Times New Roman" w:cs="Times New Roman"/>
+          <w:b/>
+          <w:bCs/>
+          <w:sz w:val="28"/>
+          <w:szCs w:val="28"/>
+        </w:rPr>
+      </w:pPr>
+    </w:p>
+    <w:p>
+      <w:pPr>
+        <w:rPr>
+          <w:rFonts w:ascii="Times New Roman" w:hAnsi="Times New Roman" w:cs="Times New Roman"/>
+          <w:b/>
+          <w:bCs/>
+          <w:i/>
+          <w:iCs/>
+          <w:sz w:val="28"/>
+          <w:szCs w:val="28"/>
+        </w:rPr>
+      </w:pPr>
+      <w:r>
+        <w:rPr>
+          <w:rFonts w:ascii="Times New Roman" w:hAnsi="Times New Roman" w:cs="Times New Roman"/>
+          <w:b/>
+          <w:bCs/>
+          <w:i/>
+          <w:iCs/>
+          <w:sz w:val="28"/>
+          <w:szCs w:val="28"/>
+        </w:rPr>
+        <w:t>ĐỐI VỚI MÁY ẢO (GIẢ SỬ DÙNG WINDOW 10)</w:t>
+      </w:r>
+    </w:p>
+    <w:p>
+      <w:pPr>
+        <w:pStyle w:val="ListParagraph"/>
+        <w:numPr>
+          <w:ilvl w:val="0"/>
+          <w:numId w:val="1"/>
+        </w:numPr>
+        <w:rPr>
+          <w:rFonts w:ascii="Times New Roman" w:hAnsi="Times New Roman" w:cs="Times New Roman"/>
+          <w:sz w:val="28"/>
+          <w:szCs w:val="28"/>
+        </w:rPr>
+      </w:pPr>
+      <w:r>
+        <w:rPr>
+          <w:rFonts w:ascii="Times New Roman" w:hAnsi="Times New Roman" w:cs="Times New Roman"/>
+          <w:sz w:val="28"/>
+          <w:szCs w:val="28"/>
+        </w:rPr>
+        <w:t>Ta chọn card mạng giống với card mạng ta set ip ở pfsense (vmnet01)</w:t>
+      </w:r>
+      <w:r>
+        <w:rPr>
+          <w:noProof/>
+        </w:rPr>
+        <w:t xml:space="preserve"> </w:t>
+      </w:r>
+    </w:p>
+    <w:p>
+      <w:pPr>
+        <w:pStyle w:val="ListParagraph"/>
+        <w:numPr>
+          <w:ilvl w:val="0"/>
+          <w:numId w:val="1"/>
+        </w:numPr>
+        <w:rPr>
+          <w:rFonts w:ascii="Times New Roman" w:hAnsi="Times New Roman" w:cs="Times New Roman"/>
+          <w:sz w:val="28"/>
+          <w:szCs w:val="28"/>
+        </w:rPr>
+      </w:pPr>
+      <w:r>
+        <w:rPr>
+          <w:rFonts w:ascii="Times New Roman" w:hAnsi="Times New Roman" w:cs="Times New Roman"/>
+          <w:noProof/>
+          <w:sz w:val="28"/>
+          <w:szCs w:val="28"/>
+        </w:rPr>
+        <w:drawing>
+          <wp:inline distT="0" distB="0" distL="0" distR="0" wp14:anchorId="322AEF5D" wp14:editId="09923917">
+            <wp:extent cx="5943600" cy="3287395"/>
+            <wp:effectExtent l="0" t="0" r="0" b="8255"/>
+            <wp:docPr id="116930473" name="Picture 1" descr="A screenshot of a computer&#10;&#10;Description automatically generated"/>
+            <wp:cNvGraphicFramePr>
+              <a:graphicFrameLocks xmlns:a="http://schemas.openxmlformats.org/drawingml/2006/main" noChangeAspect="1"/>
+            </wp:cNvGraphicFramePr>
+            <a:graphic xmlns:a="http://schemas.openxmlformats.org/drawingml/2006/main">
+              <a:graphicData uri="http://schemas.openxmlformats.org/drawingml/2006/picture">
+                <pic:pic xmlns:pic="http://schemas.openxmlformats.org/drawingml/2006/picture">
+                  <pic:nvPicPr>
+                    <pic:cNvPr id="116930473" name="Picture 1" descr="A screenshot of a computer&#10;&#10;Description automatically generated"/>
+                    <pic:cNvPicPr/>
+                  </pic:nvPicPr>
+                  <pic:blipFill>
+                    <a:blip r:embed="rId26"/>
+                    <a:stretch>
+                      <a:fillRect/>
+                    </a:stretch>
+                  </pic:blipFill>
+                  <pic:spPr>
+                    <a:xfrm>
+                      <a:off x="0" y="0"/>
+                      <a:ext cx="5943600" cy="3287395"/>
+                    </a:xfrm>
+                    <a:prstGeom prst="rect">
+                      <a:avLst/>
+                    </a:prstGeom>
+                  </pic:spPr>
+                </pic:pic>
+              </a:graphicData>
+            </a:graphic>
+          </wp:inline>
+        </w:drawing>
+      </w:r>
+    </w:p>
+    <w:p>
+      <w:pPr>
+        <w:pStyle w:val="ListParagraph"/>
+        <w:numPr>
+          <w:ilvl w:val="0"/>
+          <w:numId w:val="1"/>
+        </w:numPr>
+        <w:rPr>
+          <w:rFonts w:ascii="Times New Roman" w:hAnsi="Times New Roman" w:cs="Times New Roman"/>
+          <w:sz w:val="28"/>
+          <w:szCs w:val="28"/>
+        </w:rPr>
+      </w:pPr>
+      <w:r>
+        <w:rPr>
+          <w:rFonts w:ascii="Times New Roman" w:hAnsi="Times New Roman" w:cs="Times New Roman"/>
+          <w:sz w:val="28"/>
+          <w:szCs w:val="28"/>
+        </w:rPr>
+        <w:t>Mở cmd, dùng dòng lệnh i</w:t>
+      </w:r>
+      <w:r>
+        <w:rPr>
+          <w:rFonts w:ascii="Times New Roman" w:hAnsi="Times New Roman" w:cs="Times New Roman"/>
+          <w:sz w:val="28"/>
+          <w:szCs w:val="28"/>
+        </w:rPr>
+        <w:t>pconfig /relase và ipconfig /renew để cấp địa chỉ ip giống với pfsense (192.168.111.xx)</w:t>
+      </w:r>
+    </w:p>
+    <w:p>
+      <w:pPr>
+        <w:pStyle w:val="ListParagraph"/>
+        <w:numPr>
+          <w:ilvl w:val="0"/>
+          <w:numId w:val="1"/>
+        </w:numPr>
+        <w:rPr>
+          <w:rFonts w:ascii="Times New Roman" w:hAnsi="Times New Roman" w:cs="Times New Roman"/>
+          <w:sz w:val="28"/>
+          <w:szCs w:val="28"/>
+        </w:rPr>
+      </w:pPr>
+      <w:r>
+        <w:rPr>
+          <w:rFonts w:ascii="Times New Roman" w:hAnsi="Times New Roman" w:cs="Times New Roman"/>
+          <w:noProof/>
+          <w:sz w:val="28"/>
+          <w:szCs w:val="28"/>
+        </w:rPr>
+        <w:lastRenderedPageBreak/>
+        <w:drawing>
+          <wp:inline distT="0" distB="0" distL="0" distR="0" wp14:anchorId="679DF33E" wp14:editId="4F6C6C55">
+            <wp:extent cx="5943600" cy="3099435"/>
+            <wp:effectExtent l="0" t="0" r="0" b="5715"/>
+            <wp:docPr id="1342884720" name="Picture 1" descr="A computer screen shot of a black screen&#10;&#10;Description automatically generated"/>
+            <wp:cNvGraphicFramePr>
+              <a:graphicFrameLocks xmlns:a="http://schemas.openxmlformats.org/drawingml/2006/main" noChangeAspect="1"/>
+            </wp:cNvGraphicFramePr>
+            <a:graphic xmlns:a="http://schemas.openxmlformats.org/drawingml/2006/main">
+              <a:graphicData uri="http://schemas.openxmlformats.org/drawingml/2006/picture">
+                <pic:pic xmlns:pic="http://schemas.openxmlformats.org/drawingml/2006/picture">
+                  <pic:nvPicPr>
+                    <pic:cNvPr id="1342884720" name="Picture 1" descr="A computer screen shot of a black screen&#10;&#10;Description automatically generated"/>
+                    <pic:cNvPicPr/>
+                  </pic:nvPicPr>
+                  <pic:blipFill>
+                    <a:blip r:embed="rId27"/>
+                    <a:stretch>
+                      <a:fillRect/>
+                    </a:stretch>
+                  </pic:blipFill>
+                  <pic:spPr>
+                    <a:xfrm>
+                      <a:off x="0" y="0"/>
+                      <a:ext cx="5943600" cy="3099435"/>
+                    </a:xfrm>
+                    <a:prstGeom prst="rect">
+                      <a:avLst/>
+                    </a:prstGeom>
+                  </pic:spPr>
+                </pic:pic>
+              </a:graphicData>
+            </a:graphic>
+          </wp:inline>
+        </w:drawing>
+      </w:r>
+    </w:p>
+    <w:p>
+      <w:pPr>
+        <w:pStyle w:val="ListParagraph"/>
+        <w:rPr>
+          <w:rFonts w:ascii="Times New Roman" w:hAnsi="Times New Roman" w:cs="Times New Roman"/>
+          <w:sz w:val="28"/>
+          <w:szCs w:val="28"/>
+        </w:rPr>
+      </w:pPr>
+      <w:r>
+        <w:rPr>
+          <w:rFonts w:ascii="Times New Roman" w:hAnsi="Times New Roman" w:cs="Times New Roman"/>
+          <w:sz w:val="28"/>
+          <w:szCs w:val="28"/>
+        </w:rPr>
+        <w:t>-Dùng trình duyệt trên máy ảo, vào trang chủ pfsense 1 cách bình thường và bắt đầu các cài đặt:</w:t>
+      </w:r>
+      <w:r>
+        <w:rPr>
+          <w:noProof/>
+        </w:rPr>
+        <w:t xml:space="preserve"> </w:t>
+      </w:r>
+      <w:r>
+        <w:rPr>
+          <w:rFonts w:ascii="Times New Roman" w:hAnsi="Times New Roman" w:cs="Times New Roman"/>
+          <w:noProof/>
+          <w:sz w:val="28"/>
+          <w:szCs w:val="28"/>
+        </w:rPr>
+        <w:drawing>
+          <wp:inline distT="0" distB="0" distL="0" distR="0" wp14:anchorId="22961DB7" wp14:editId="358F0655">
+            <wp:extent cx="5943600" cy="3205480"/>
+            <wp:effectExtent l="0" t="0" r="0" b="0"/>
+            <wp:docPr id="848439945" name="Picture 1"/>
+            <wp:cNvGraphicFramePr>
+              <a:graphicFrameLocks xmlns:a="http://schemas.openxmlformats.org/drawingml/2006/main" noChangeAspect="1"/>
+            </wp:cNvGraphicFramePr>
+            <a:graphic xmlns:a="http://schemas.openxmlformats.org/drawingml/2006/main">
+              <a:graphicData uri="http://schemas.openxmlformats.org/drawingml/2006/picture">
+                <pic:pic xmlns:pic="http://schemas.openxmlformats.org/drawingml/2006/picture">
+                  <pic:nvPicPr>
+                    <pic:cNvPr id="848439945" name=""/>
+                    <pic:cNvPicPr/>
+                  </pic:nvPicPr>
+                  <pic:blipFill>
+                    <a:blip r:embed="rId28"/>
+                    <a:stretch>
+                      <a:fillRect/>
+                    </a:stretch>
+                  </pic:blipFill>
+                  <pic:spPr>
+                    <a:xfrm>
+                      <a:off x="0" y="0"/>
+                      <a:ext cx="5943600" cy="3205480"/>
+                    </a:xfrm>
+                    <a:prstGeom prst="rect">
+                      <a:avLst/>
+                    </a:prstGeom>
+                  </pic:spPr>
+                </pic:pic>
+              </a:graphicData>
+            </a:graphic>
+          </wp:inline>
+        </w:drawing>
       </w:r>
     </w:p>
     <w:sectPr>
@@ -17,22 +2250,144 @@
 </w:document>
 </file>
 
+<file path=word/numbering.xml><?xml version="1.0" encoding="utf-8"?>
+<w:numbering xmlns:wpc="http://schemas.microsoft.com/office/word/2010/wordprocessingCanvas" xmlns:cx="http://schemas.microsoft.com/office/drawing/2014/chartex" xmlns:cx1="http://schemas.microsoft.com/office/drawing/2015/9/8/chartex" xmlns:cx2="http://schemas.microsoft.com/office/drawing/2015/10/21/chartex" xmlns:cx3="http://schemas.microsoft.com/office/drawing/2016/5/9/chartex" xmlns:cx4="http://schemas.microsoft.com/office/drawing/2016/5/10/chartex" xmlns:cx5="http://schemas.microsoft.com/office/drawing/2016/5/11/chartex" xmlns:cx6="http://schemas.microsoft.com/office/drawing/2016/5/12/chartex" xmlns:cx7="http://schemas.microsoft.com/office/drawing/2016/5/13/chartex" xmlns:cx8="http://schemas.microsoft.com/office/drawing/2016/5/14/chartex" xmlns:mc="http://schemas.openxmlformats.org/markup-compatibility/2006" xmlns:aink="http://schemas.microsoft.com/office/drawing/2016/ink" xmlns:am3d="http://schemas.microsoft.com/office/drawing/2017/model3d" xmlns:o="urn:schemas-microsoft-com:office:office" xmlns:oel="http://schemas.microsoft.com/office/2019/extlst" xmlns:r="http://schemas.openxmlformats.org/officeDocument/2006/relationships" xmlns:m="http://schemas.openxmlformats.org/officeDocument/2006/math" xmlns:v="urn:schemas-microsoft-com:vml" xmlns:wp14="http://schemas.microsoft.com/office/word/2010/wordprocessingDrawing" xmlns:wp="http://schemas.openxmlformats.org/drawingml/2006/wordprocessingDrawing" xmlns:w10="urn:schemas-microsoft-com:office:word" xmlns:w="http://schemas.openxmlformats.org/wordprocessingml/2006/main" xmlns:w14="http://schemas.microsoft.com/office/word/2010/wordml" xmlns:w15="http://schemas.microsoft.com/office/word/2012/wordml" xmlns:w16cex="http://schemas.microsoft.com/office/word/2018/wordml/cex" xmlns:w16cid="http://schemas.microsoft.com/office/word/2016/wordml/cid" xmlns:w16="http://schemas.microsoft.com/office/word/2018/wordml" xmlns:w16du="http://schemas.microsoft.com/office/word/2023/wordml/word16du" xmlns:w16sdtdh="http://schemas.microsoft.com/office/word/2020/wordml/sdtdatahash" xmlns:w16se="http://schemas.microsoft.com/office/word/2015/wordml/symex" xmlns:wpg="http://schemas.microsoft.com/office/word/2010/wordprocessingGroup" xmlns:wpi="http://schemas.microsoft.com/office/word/2010/wordprocessingInk" xmlns:wne="http://schemas.microsoft.com/office/word/2006/wordml" xmlns:wps="http://schemas.microsoft.com/office/word/2010/wordprocessingShape" mc:Ignorable="w14 w15 w16se w16cid w16 w16cex w16sdtdh w16du wp14">
+  <w:abstractNum w:abstractNumId="0" w15:restartNumberingAfterBreak="0">
+    <w:nsid w:val="6FE150ED"/>
+    <w:multiLevelType w:val="hybridMultilevel"/>
+    <w:tmpl w:val="3C84F49C"/>
+    <w:lvl w:ilvl="0" w:tplc="71B22802">
+      <w:numFmt w:val="bullet"/>
+      <w:lvlText w:val="-"/>
+      <w:lvlJc w:val="left"/>
+      <w:pPr>
+        <w:ind w:left="720" w:hanging="360"/>
+      </w:pPr>
+      <w:rPr>
+        <w:rFonts w:ascii="Times New Roman" w:eastAsiaTheme="minorHAnsi" w:hAnsi="Times New Roman" w:cs="Times New Roman" w:hint="default"/>
+        <w:b/>
+        <w:i/>
+      </w:rPr>
+    </w:lvl>
+    <w:lvl w:ilvl="1" w:tplc="04090003" w:tentative="1">
+      <w:start w:val="1"/>
+      <w:numFmt w:val="bullet"/>
+      <w:lvlText w:val="o"/>
+      <w:lvlJc w:val="left"/>
+      <w:pPr>
+        <w:ind w:left="1440" w:hanging="360"/>
+      </w:pPr>
+      <w:rPr>
+        <w:rFonts w:ascii="Courier New" w:hAnsi="Courier New" w:cs="Courier New" w:hint="default"/>
+      </w:rPr>
+    </w:lvl>
+    <w:lvl w:ilvl="2" w:tplc="04090005" w:tentative="1">
+      <w:start w:val="1"/>
+      <w:numFmt w:val="bullet"/>
+      <w:lvlText w:val=""/>
+      <w:lvlJc w:val="left"/>
+      <w:pPr>
+        <w:ind w:left="2160" w:hanging="360"/>
+      </w:pPr>
+      <w:rPr>
+        <w:rFonts w:ascii="Wingdings" w:hAnsi="Wingdings" w:hint="default"/>
+      </w:rPr>
+    </w:lvl>
+    <w:lvl w:ilvl="3" w:tplc="04090001" w:tentative="1">
+      <w:start w:val="1"/>
+      <w:numFmt w:val="bullet"/>
+      <w:lvlText w:val=""/>
+      <w:lvlJc w:val="left"/>
+      <w:pPr>
+        <w:ind w:left="2880" w:hanging="360"/>
+      </w:pPr>
+      <w:rPr>
+        <w:rFonts w:ascii="Symbol" w:hAnsi="Symbol" w:hint="default"/>
+      </w:rPr>
+    </w:lvl>
+    <w:lvl w:ilvl="4" w:tplc="04090003" w:tentative="1">
+      <w:start w:val="1"/>
+      <w:numFmt w:val="bullet"/>
+      <w:lvlText w:val="o"/>
+      <w:lvlJc w:val="left"/>
+      <w:pPr>
+        <w:ind w:left="3600" w:hanging="360"/>
+      </w:pPr>
+      <w:rPr>
+        <w:rFonts w:ascii="Courier New" w:hAnsi="Courier New" w:cs="Courier New" w:hint="default"/>
+      </w:rPr>
+    </w:lvl>
+    <w:lvl w:ilvl="5" w:tplc="04090005" w:tentative="1">
+      <w:start w:val="1"/>
+      <w:numFmt w:val="bullet"/>
+      <w:lvlText w:val=""/>
+      <w:lvlJc w:val="left"/>
+      <w:pPr>
+        <w:ind w:left="4320" w:hanging="360"/>
+      </w:pPr>
+      <w:rPr>
+        <w:rFonts w:ascii="Wingdings" w:hAnsi="Wingdings" w:hint="default"/>
+      </w:rPr>
+    </w:lvl>
+    <w:lvl w:ilvl="6" w:tplc="04090001" w:tentative="1">
+      <w:start w:val="1"/>
+      <w:numFmt w:val="bullet"/>
+      <w:lvlText w:val=""/>
+      <w:lvlJc w:val="left"/>
+      <w:pPr>
+        <w:ind w:left="5040" w:hanging="360"/>
+      </w:pPr>
+      <w:rPr>
+        <w:rFonts w:ascii="Symbol" w:hAnsi="Symbol" w:hint="default"/>
+      </w:rPr>
+    </w:lvl>
+    <w:lvl w:ilvl="7" w:tplc="04090003" w:tentative="1">
+      <w:start w:val="1"/>
+      <w:numFmt w:val="bullet"/>
+      <w:lvlText w:val="o"/>
+      <w:lvlJc w:val="left"/>
+      <w:pPr>
+        <w:ind w:left="5760" w:hanging="360"/>
+      </w:pPr>
+      <w:rPr>
+        <w:rFonts w:ascii="Courier New" w:hAnsi="Courier New" w:cs="Courier New" w:hint="default"/>
+      </w:rPr>
+    </w:lvl>
+    <w:lvl w:ilvl="8" w:tplc="04090005" w:tentative="1">
+      <w:start w:val="1"/>
+      <w:numFmt w:val="bullet"/>
+      <w:lvlText w:val=""/>
+      <w:lvlJc w:val="left"/>
+      <w:pPr>
+        <w:ind w:left="6480" w:hanging="360"/>
+      </w:pPr>
+      <w:rPr>
+        <w:rFonts w:ascii="Wingdings" w:hAnsi="Wingdings" w:hint="default"/>
+      </w:rPr>
+    </w:lvl>
+  </w:abstractNum>
+  <w:num w:numId="1" w16cid:durableId="702249493">
+    <w:abstractNumId w:val="0"/>
+  </w:num>
+</w:numbering>
+</file>
+
 <file path=word/styles.xml><?xml version="1.0" encoding="utf-8"?>
-<w:styles xmlns:mc="http://schemas.openxmlformats.org/markup-compatibility/2006" xmlns:r="http://schemas.openxmlformats.org/officeDocument/2006/relationships" xmlns:w="http://schemas.openxmlformats.org/wordprocessingml/2006/main" xmlns:w14="http://schemas.microsoft.com/office/word/2010/wordml" xmlns:w15="http://schemas.microsoft.com/office/word/2012/wordml" xmlns:w16cex="http://schemas.microsoft.com/office/word/2018/wordml/cex" xmlns:w16cid="http://schemas.microsoft.com/office/word/2016/wordml/cid" xmlns:w16="http://schemas.microsoft.com/office/word/2018/wordml" xmlns:w16du="http://schemas.microsoft.com/office/word/2023/wordml/word16du" xmlns:w16sdtdh="http://schemas.microsoft.com/office/word/2020/wordml/sdtdatahash" xmlns:w16sdtfl="http://schemas.microsoft.com/office/word/2024/wordml/sdtformatlock" xmlns:w16se="http://schemas.microsoft.com/office/word/2015/wordml/symex" mc:Ignorable="w14 w15 w16se w16cid w16 w16cex w16sdtdh w16sdtfl w16du">
+<w:styles xmlns:mc="http://schemas.openxmlformats.org/markup-compatibility/2006" xmlns:r="http://schemas.openxmlformats.org/officeDocument/2006/relationships" xmlns:w="http://schemas.openxmlformats.org/wordprocessingml/2006/main" xmlns:w14="http://schemas.microsoft.com/office/word/2010/wordml" xmlns:w15="http://schemas.microsoft.com/office/word/2012/wordml" xmlns:w16cex="http://schemas.microsoft.com/office/word/2018/wordml/cex" xmlns:w16cid="http://schemas.microsoft.com/office/word/2016/wordml/cid" xmlns:w16="http://schemas.microsoft.com/office/word/2018/wordml" xmlns:w16du="http://schemas.microsoft.com/office/word/2023/wordml/word16du" xmlns:w16sdtdh="http://schemas.microsoft.com/office/word/2020/wordml/sdtdatahash" xmlns:w16se="http://schemas.microsoft.com/office/word/2015/wordml/symex" mc:Ignorable="w14 w15 w16se w16cid w16 w16cex w16sdtdh w16du">
   <w:docDefaults>
     <w:rPrDefault>
       <w:rPr>
         <w:rFonts w:asciiTheme="minorHAnsi" w:eastAsiaTheme="minorHAnsi" w:hAnsiTheme="minorHAnsi" w:cstheme="minorBidi"/>
         <w:kern w:val="2"/>
-        <w:sz w:val="24"/>
-        <w:szCs w:val="24"/>
+        <w:sz w:val="22"/>
+        <w:szCs w:val="22"/>
         <w:lang w:val="en-US" w:eastAsia="en-US" w:bidi="ar-SA"/>
         <w14:ligatures w14:val="standardContextual"/>
       </w:rPr>
     </w:rPrDefault>
     <w:pPrDefault>
       <w:pPr>
-        <w:spacing w:after="160" w:line="278" w:lineRule="auto"/>
+        <w:spacing w:after="160" w:line="259" w:lineRule="auto"/>
       </w:pPr>
     </w:pPrDefault>
   </w:docDefaults>
@@ -425,7 +2780,7 @@
     <w:link w:val="Heading1Char"/>
     <w:uiPriority w:val="9"/>
     <w:qFormat/>
-    <w:rsid w:val="00EF6C21"/>
+    <w:rsid w:val="00395AE5"/>
     <w:pPr>
       <w:keepNext/>
       <w:keepLines/>
@@ -448,7 +2803,7 @@
     <w:semiHidden/>
     <w:unhideWhenUsed/>
     <w:qFormat/>
-    <w:rsid w:val="00EF6C21"/>
+    <w:rsid w:val="00395AE5"/>
     <w:pPr>
       <w:keepNext/>
       <w:keepLines/>
@@ -471,7 +2826,7 @@
     <w:semiHidden/>
     <w:unhideWhenUsed/>
     <w:qFormat/>
-    <w:rsid w:val="00EF6C21"/>
+    <w:rsid w:val="00395AE5"/>
     <w:pPr>
       <w:keepNext/>
       <w:keepLines/>
@@ -494,7 +2849,7 @@
     <w:semiHidden/>
     <w:unhideWhenUsed/>
     <w:qFormat/>
-    <w:rsid w:val="00EF6C21"/>
+    <w:rsid w:val="00395AE5"/>
     <w:pPr>
       <w:keepNext/>
       <w:keepLines/>
@@ -517,7 +2872,7 @@
     <w:semiHidden/>
     <w:unhideWhenUsed/>
     <w:qFormat/>
-    <w:rsid w:val="00EF6C21"/>
+    <w:rsid w:val="00395AE5"/>
     <w:pPr>
       <w:keepNext/>
       <w:keepLines/>
@@ -538,7 +2893,7 @@
     <w:semiHidden/>
     <w:unhideWhenUsed/>
     <w:qFormat/>
-    <w:rsid w:val="00EF6C21"/>
+    <w:rsid w:val="00395AE5"/>
     <w:pPr>
       <w:keepNext/>
       <w:keepLines/>
@@ -561,7 +2916,7 @@
     <w:semiHidden/>
     <w:unhideWhenUsed/>
     <w:qFormat/>
-    <w:rsid w:val="00EF6C21"/>
+    <w:rsid w:val="00395AE5"/>
     <w:pPr>
       <w:keepNext/>
       <w:keepLines/>
@@ -582,7 +2937,7 @@
     <w:semiHidden/>
     <w:unhideWhenUsed/>
     <w:qFormat/>
-    <w:rsid w:val="00EF6C21"/>
+    <w:rsid w:val="00395AE5"/>
     <w:pPr>
       <w:keepNext/>
       <w:keepLines/>
@@ -605,7 +2960,7 @@
     <w:semiHidden/>
     <w:unhideWhenUsed/>
     <w:qFormat/>
-    <w:rsid w:val="00EF6C21"/>
+    <w:rsid w:val="00395AE5"/>
     <w:pPr>
       <w:keepNext/>
       <w:keepLines/>
@@ -649,7 +3004,7 @@
     <w:basedOn w:val="DefaultParagraphFont"/>
     <w:link w:val="Heading1"/>
     <w:uiPriority w:val="9"/>
-    <w:rsid w:val="00EF6C21"/>
+    <w:rsid w:val="00395AE5"/>
     <w:rPr>
       <w:rFonts w:asciiTheme="majorHAnsi" w:eastAsiaTheme="majorEastAsia" w:hAnsiTheme="majorHAnsi" w:cstheme="majorBidi"/>
       <w:color w:val="0F4761" w:themeColor="accent1" w:themeShade="BF"/>
@@ -663,7 +3018,7 @@
     <w:link w:val="Heading2"/>
     <w:uiPriority w:val="9"/>
     <w:semiHidden/>
-    <w:rsid w:val="00EF6C21"/>
+    <w:rsid w:val="00395AE5"/>
     <w:rPr>
       <w:rFonts w:asciiTheme="majorHAnsi" w:eastAsiaTheme="majorEastAsia" w:hAnsiTheme="majorHAnsi" w:cstheme="majorBidi"/>
       <w:color w:val="0F4761" w:themeColor="accent1" w:themeShade="BF"/>
@@ -677,7 +3032,7 @@
     <w:link w:val="Heading3"/>
     <w:uiPriority w:val="9"/>
     <w:semiHidden/>
-    <w:rsid w:val="00EF6C21"/>
+    <w:rsid w:val="00395AE5"/>
     <w:rPr>
       <w:rFonts w:eastAsiaTheme="majorEastAsia" w:cstheme="majorBidi"/>
       <w:color w:val="0F4761" w:themeColor="accent1" w:themeShade="BF"/>
@@ -691,7 +3046,7 @@
     <w:link w:val="Heading4"/>
     <w:uiPriority w:val="9"/>
     <w:semiHidden/>
-    <w:rsid w:val="00EF6C21"/>
+    <w:rsid w:val="00395AE5"/>
     <w:rPr>
       <w:rFonts w:eastAsiaTheme="majorEastAsia" w:cstheme="majorBidi"/>
       <w:i/>
@@ -705,7 +3060,7 @@
     <w:link w:val="Heading5"/>
     <w:uiPriority w:val="9"/>
     <w:semiHidden/>
-    <w:rsid w:val="00EF6C21"/>
+    <w:rsid w:val="00395AE5"/>
     <w:rPr>
       <w:rFonts w:eastAsiaTheme="majorEastAsia" w:cstheme="majorBidi"/>
       <w:color w:val="0F4761" w:themeColor="accent1" w:themeShade="BF"/>
@@ -717,7 +3072,7 @@
     <w:link w:val="Heading6"/>
     <w:uiPriority w:val="9"/>
     <w:semiHidden/>
-    <w:rsid w:val="00EF6C21"/>
+    <w:rsid w:val="00395AE5"/>
     <w:rPr>
       <w:rFonts w:eastAsiaTheme="majorEastAsia" w:cstheme="majorBidi"/>
       <w:i/>
@@ -731,7 +3086,7 @@
     <w:link w:val="Heading7"/>
     <w:uiPriority w:val="9"/>
     <w:semiHidden/>
-    <w:rsid w:val="00EF6C21"/>
+    <w:rsid w:val="00395AE5"/>
     <w:rPr>
       <w:rFonts w:eastAsiaTheme="majorEastAsia" w:cstheme="majorBidi"/>
       <w:color w:val="595959" w:themeColor="text1" w:themeTint="A6"/>
@@ -743,7 +3098,7 @@
     <w:link w:val="Heading8"/>
     <w:uiPriority w:val="9"/>
     <w:semiHidden/>
-    <w:rsid w:val="00EF6C21"/>
+    <w:rsid w:val="00395AE5"/>
     <w:rPr>
       <w:rFonts w:eastAsiaTheme="majorEastAsia" w:cstheme="majorBidi"/>
       <w:i/>
@@ -757,7 +3112,7 @@
     <w:link w:val="Heading9"/>
     <w:uiPriority w:val="9"/>
     <w:semiHidden/>
-    <w:rsid w:val="00EF6C21"/>
+    <w:rsid w:val="00395AE5"/>
     <w:rPr>
       <w:rFonts w:eastAsiaTheme="majorEastAsia" w:cstheme="majorBidi"/>
       <w:color w:val="272727" w:themeColor="text1" w:themeTint="D8"/>
@@ -770,7 +3125,7 @@
     <w:link w:val="TitleChar"/>
     <w:uiPriority w:val="10"/>
     <w:qFormat/>
-    <w:rsid w:val="00EF6C21"/>
+    <w:rsid w:val="00395AE5"/>
     <w:pPr>
       <w:spacing w:after="80" w:line="240" w:lineRule="auto"/>
       <w:contextualSpacing/>
@@ -788,7 +3143,7 @@
     <w:basedOn w:val="DefaultParagraphFont"/>
     <w:link w:val="Title"/>
     <w:uiPriority w:val="10"/>
-    <w:rsid w:val="00EF6C21"/>
+    <w:rsid w:val="00395AE5"/>
     <w:rPr>
       <w:rFonts w:asciiTheme="majorHAnsi" w:eastAsiaTheme="majorEastAsia" w:hAnsiTheme="majorHAnsi" w:cstheme="majorBidi"/>
       <w:spacing w:val="-10"/>
@@ -804,7 +3159,7 @@
     <w:link w:val="SubtitleChar"/>
     <w:uiPriority w:val="11"/>
     <w:qFormat/>
-    <w:rsid w:val="00EF6C21"/>
+    <w:rsid w:val="00395AE5"/>
     <w:pPr>
       <w:numPr>
         <w:ilvl w:val="1"/>
@@ -823,7 +3178,7 @@
     <w:basedOn w:val="DefaultParagraphFont"/>
     <w:link w:val="Subtitle"/>
     <w:uiPriority w:val="11"/>
-    <w:rsid w:val="00EF6C21"/>
+    <w:rsid w:val="00395AE5"/>
     <w:rPr>
       <w:rFonts w:eastAsiaTheme="majorEastAsia" w:cstheme="majorBidi"/>
       <w:color w:val="595959" w:themeColor="text1" w:themeTint="A6"/>
@@ -839,7 +3194,7 @@
     <w:link w:val="QuoteChar"/>
     <w:uiPriority w:val="29"/>
     <w:qFormat/>
-    <w:rsid w:val="00EF6C21"/>
+    <w:rsid w:val="00395AE5"/>
     <w:pPr>
       <w:spacing w:before="160"/>
       <w:jc w:val="center"/>
@@ -855,7 +3210,7 @@
     <w:basedOn w:val="DefaultParagraphFont"/>
     <w:link w:val="Quote"/>
     <w:uiPriority w:val="29"/>
-    <w:rsid w:val="00EF6C21"/>
+    <w:rsid w:val="00395AE5"/>
     <w:rPr>
       <w:i/>
       <w:iCs/>
@@ -867,7 +3222,7 @@
     <w:basedOn w:val="Normal"/>
     <w:uiPriority w:val="34"/>
     <w:qFormat/>
-    <w:rsid w:val="00EF6C21"/>
+    <w:rsid w:val="00395AE5"/>
     <w:pPr>
       <w:ind w:left="720"/>
       <w:contextualSpacing/>
@@ -878,7 +3233,7 @@
     <w:basedOn w:val="DefaultParagraphFont"/>
     <w:uiPriority w:val="21"/>
     <w:qFormat/>
-    <w:rsid w:val="00EF6C21"/>
+    <w:rsid w:val="00395AE5"/>
     <w:rPr>
       <w:i/>
       <w:iCs/>
@@ -892,7 +3247,7 @@
     <w:link w:val="IntenseQuoteChar"/>
     <w:uiPriority w:val="30"/>
     <w:qFormat/>
-    <w:rsid w:val="00EF6C21"/>
+    <w:rsid w:val="00395AE5"/>
     <w:pPr>
       <w:pBdr>
         <w:top w:val="single" w:sz="4" w:space="10" w:color="0F4761" w:themeColor="accent1" w:themeShade="BF"/>
@@ -913,7 +3268,7 @@
     <w:basedOn w:val="DefaultParagraphFont"/>
     <w:link w:val="IntenseQuote"/>
     <w:uiPriority w:val="30"/>
-    <w:rsid w:val="00EF6C21"/>
+    <w:rsid w:val="00395AE5"/>
     <w:rPr>
       <w:i/>
       <w:iCs/>
@@ -925,13 +3280,48 @@
     <w:basedOn w:val="DefaultParagraphFont"/>
     <w:uiPriority w:val="32"/>
     <w:qFormat/>
-    <w:rsid w:val="00EF6C21"/>
+    <w:rsid w:val="00395AE5"/>
     <w:rPr>
       <w:b/>
       <w:bCs/>
       <w:smallCaps/>
       <w:color w:val="0F4761" w:themeColor="accent1" w:themeShade="BF"/>
       <w:spacing w:val="5"/>
+    </w:rPr>
+  </w:style>
+  <w:style w:type="character" w:styleId="Hyperlink">
+    <w:name w:val="Hyperlink"/>
+    <w:basedOn w:val="DefaultParagraphFont"/>
+    <w:uiPriority w:val="99"/>
+    <w:unhideWhenUsed/>
+    <w:rsid w:val="00395AE5"/>
+    <w:rPr>
+      <w:color w:val="467886" w:themeColor="hyperlink"/>
+      <w:u w:val="single"/>
+    </w:rPr>
+  </w:style>
+  <w:style w:type="character" w:styleId="UnresolvedMention">
+    <w:name w:val="Unresolved Mention"/>
+    <w:basedOn w:val="DefaultParagraphFont"/>
+    <w:uiPriority w:val="99"/>
+    <w:semiHidden/>
+    <w:unhideWhenUsed/>
+    <w:rsid w:val="00395AE5"/>
+    <w:rPr>
+      <w:color w:val="605E5C"/>
+      <w:shd w:val="clear" w:color="auto" w:fill="E1DFDD"/>
+    </w:rPr>
+  </w:style>
+  <w:style w:type="character" w:styleId="FollowedHyperlink">
+    <w:name w:val="FollowedHyperlink"/>
+    <w:basedOn w:val="DefaultParagraphFont"/>
+    <w:uiPriority w:val="99"/>
+    <w:semiHidden/>
+    <w:unhideWhenUsed/>
+    <w:rsid w:val="00395AE5"/>
+    <w:rPr>
+      <w:color w:val="96607D" w:themeColor="followedHyperlink"/>
+      <w:u w:val="single"/>
     </w:rPr>
   </w:style>
 </w:styles>
@@ -1035,7 +3425,7 @@
         <a:latin typeface="Aptos" panose="02110004020202020204"/>
         <a:ea typeface=""/>
         <a:cs typeface=""/>
-        <a:font script="Jpan" typeface="游明朝"/>
+        <a:font script="Jpan" typeface="游ゴシック"/>
         <a:font script="Hang" typeface="맑은 고딕"/>
         <a:font script="Hans" typeface="等线"/>
         <a:font script="Hant" typeface="新細明體"/>
@@ -1226,7 +3616,7 @@
   <a:extraClrSchemeLst/>
   <a:extLst>
     <a:ext uri="{05A4C25C-085E-4340-85A3-A5531E510DB2}">
-      <thm15:themeFamily xmlns:thm15="http://schemas.microsoft.com/office/thememl/2012/main" name="Office Theme" id="{2E142A2C-CD16-42D6-873A-C26D2A0506FA}" vid="{1BDDFF52-6CD6-40A5-AB3C-68EB2F1E4D0A}"/>
+      <thm15:themeFamily xmlns:thm15="http://schemas.microsoft.com/office/thememl/2012/main" name="Office Theme" id="{62F939B6-93AF-4DB8-9C6B-D6C7DFDC589F}" vid="{4A3C46E8-61CC-4603-A589-7422A47A8E4A}"/>
     </a:ext>
   </a:extLst>
 </a:theme>
